--- a/智安鉴+作品报告.docx
+++ b/智安鉴+作品报告.docx
@@ -32,13 +32,8 @@
       <w:pPr>
         <w:pStyle w:val="6"/>
         <w:tabs>
-          <w:tab w:val="right" w:leader="dot" w:pos="8810"/>
+          <w:tab w:val="right" w:leader="dot" w:pos="8820"/>
         </w:tabs>
-        <w:rPr>
-          <w:rFonts w:hint="eastAsia" w:asciiTheme="minorHAnsi" w:hAnsiTheme="minorHAnsi" w:eastAsiaTheme="minorEastAsia" w:cstheme="minorBidi"/>
-          <w:sz w:val="22"/>
-          <w14:ligatures w14:val="standardContextual"/>
-        </w:rPr>
       </w:pPr>
       <w:r>
         <w:rPr>
@@ -68,66 +63,502 @@
         <w:fldChar w:fldCharType="separate"/>
       </w:r>
       <w:r>
+        <w:rPr>
+          <w:rFonts w:ascii="宋体" w:hAnsi="宋体"/>
+          <w:bCs/>
+          <w:szCs w:val="21"/>
+        </w:rPr>
         <w:fldChar w:fldCharType="begin"/>
       </w:r>
       <w:r>
-        <w:instrText xml:space="preserve"> HYPERLINK \l "_Toc243747760" </w:instrText>
-      </w:r>
-      <w:r>
+        <w:rPr>
+          <w:rFonts w:ascii="宋体" w:hAnsi="宋体"/>
+          <w:bCs/>
+          <w:szCs w:val="21"/>
+        </w:rPr>
+        <w:instrText xml:space="preserve"> HYPERLINK \l _Toc23849 </w:instrText>
+      </w:r>
+      <w:r>
+        <w:rPr>
+          <w:rFonts w:ascii="宋体" w:hAnsi="宋体"/>
+          <w:bCs/>
+          <w:szCs w:val="21"/>
+        </w:rPr>
         <w:fldChar w:fldCharType="separate"/>
       </w:r>
       <w:r>
         <w:rPr>
-          <w:rStyle w:val="12"/>
           <w:rFonts w:hint="eastAsia" w:ascii="黑体" w:eastAsia="黑体"/>
+          <w:szCs w:val="32"/>
         </w:rPr>
         <w:t>摘 要</w:t>
       </w:r>
       <w:r>
-        <w:rPr>
-          <w:rFonts w:hint="eastAsia"/>
-        </w:rPr>
         <w:tab/>
       </w:r>
       <w:r>
-        <w:rPr>
-          <w:rFonts w:hint="eastAsia"/>
-        </w:rPr>
         <w:fldChar w:fldCharType="begin"/>
       </w:r>
       <w:r>
-        <w:rPr>
-          <w:rFonts w:hint="eastAsia"/>
-        </w:rPr>
-        <w:instrText xml:space="preserve"> </w:instrText>
-      </w:r>
-      <w:r>
-        <w:instrText xml:space="preserve">PAGEREF _Toc243747760 \h</w:instrText>
-      </w:r>
-      <w:r>
-        <w:rPr>
-          <w:rFonts w:hint="eastAsia"/>
-        </w:rPr>
-        <w:instrText xml:space="preserve"> </w:instrText>
-      </w:r>
-      <w:r>
-        <w:rPr>
-          <w:rFonts w:hint="eastAsia"/>
-        </w:rPr>
+        <w:instrText xml:space="preserve"> PAGEREF _Toc23849 \h </w:instrText>
+      </w:r>
+      <w:r>
         <w:fldChar w:fldCharType="separate"/>
       </w:r>
       <w:r>
         <w:t>1</w:t>
       </w:r>
       <w:r>
-        <w:rPr>
-          <w:rFonts w:hint="eastAsia"/>
-        </w:rPr>
         <w:fldChar w:fldCharType="end"/>
       </w:r>
       <w:r>
         <w:rPr>
-          <w:rFonts w:hint="eastAsia"/>
+          <w:rFonts w:ascii="宋体" w:hAnsi="宋体"/>
+          <w:bCs/>
+          <w:szCs w:val="21"/>
+        </w:rPr>
+        <w:fldChar w:fldCharType="end"/>
+      </w:r>
+    </w:p>
+    <w:p>
+      <w:pPr>
+        <w:pStyle w:val="6"/>
+        <w:tabs>
+          <w:tab w:val="right" w:leader="dot" w:pos="8820"/>
+        </w:tabs>
+      </w:pPr>
+      <w:r>
+        <w:rPr>
+          <w:rFonts w:ascii="宋体" w:hAnsi="宋体"/>
+          <w:bCs/>
+          <w:szCs w:val="21"/>
+        </w:rPr>
+        <w:fldChar w:fldCharType="begin"/>
+      </w:r>
+      <w:r>
+        <w:rPr>
+          <w:rFonts w:ascii="宋体" w:hAnsi="宋体"/>
+          <w:bCs/>
+          <w:szCs w:val="21"/>
+        </w:rPr>
+        <w:instrText xml:space="preserve"> HYPERLINK \l _Toc3724 </w:instrText>
+      </w:r>
+      <w:r>
+        <w:rPr>
+          <w:rFonts w:ascii="宋体" w:hAnsi="宋体"/>
+          <w:bCs/>
+          <w:szCs w:val="21"/>
+        </w:rPr>
+        <w:fldChar w:fldCharType="separate"/>
+      </w:r>
+      <w:r>
+        <w:rPr>
+          <w:rFonts w:hint="eastAsia" w:ascii="黑体" w:eastAsia="黑体"/>
+          <w:szCs w:val="32"/>
+        </w:rPr>
+        <w:t>第一章</w:t>
+      </w:r>
+      <w:r>
+        <w:rPr>
+          <w:rFonts w:hint="eastAsia" w:ascii="黑体" w:eastAsia="黑体"/>
+          <w:szCs w:val="32"/>
+          <w:lang w:val="en-US"/>
+        </w:rPr>
+        <w:t xml:space="preserve"> </w:t>
+      </w:r>
+      <w:r>
+        <w:rPr>
+          <w:rFonts w:hint="eastAsia" w:ascii="黑体" w:eastAsia="黑体"/>
+          <w:szCs w:val="32"/>
+        </w:rPr>
+        <w:t>作品概述</w:t>
+      </w:r>
+      <w:r>
+        <w:tab/>
+      </w:r>
+      <w:r>
+        <w:fldChar w:fldCharType="begin"/>
+      </w:r>
+      <w:r>
+        <w:instrText xml:space="preserve"> PAGEREF _Toc3724 \h </w:instrText>
+      </w:r>
+      <w:r>
+        <w:fldChar w:fldCharType="separate"/>
+      </w:r>
+      <w:r>
+        <w:t>2</w:t>
+      </w:r>
+      <w:r>
+        <w:fldChar w:fldCharType="end"/>
+      </w:r>
+      <w:r>
+        <w:rPr>
+          <w:rFonts w:ascii="宋体" w:hAnsi="宋体"/>
+          <w:bCs/>
+          <w:szCs w:val="21"/>
+        </w:rPr>
+        <w:fldChar w:fldCharType="end"/>
+      </w:r>
+    </w:p>
+    <w:p>
+      <w:pPr>
+        <w:pStyle w:val="6"/>
+        <w:tabs>
+          <w:tab w:val="right" w:leader="dot" w:pos="8820"/>
+        </w:tabs>
+      </w:pPr>
+      <w:r>
+        <w:rPr>
+          <w:rFonts w:ascii="宋体" w:hAnsi="宋体"/>
+          <w:bCs/>
+          <w:szCs w:val="21"/>
+        </w:rPr>
+        <w:fldChar w:fldCharType="begin"/>
+      </w:r>
+      <w:r>
+        <w:rPr>
+          <w:rFonts w:ascii="宋体" w:hAnsi="宋体"/>
+          <w:bCs/>
+          <w:szCs w:val="21"/>
+        </w:rPr>
+        <w:instrText xml:space="preserve"> HYPERLINK \l _Toc27818 </w:instrText>
+      </w:r>
+      <w:r>
+        <w:rPr>
+          <w:rFonts w:ascii="宋体" w:hAnsi="宋体"/>
+          <w:bCs/>
+          <w:szCs w:val="21"/>
+        </w:rPr>
+        <w:fldChar w:fldCharType="separate"/>
+      </w:r>
+      <w:r>
+        <w:rPr>
+          <w:rFonts w:hint="eastAsia" w:ascii="黑体" w:eastAsia="黑体"/>
+          <w:szCs w:val="32"/>
+        </w:rPr>
+        <w:t>第二章 作品设计与实现</w:t>
+      </w:r>
+      <w:r>
+        <w:tab/>
+      </w:r>
+      <w:r>
+        <w:fldChar w:fldCharType="begin"/>
+      </w:r>
+      <w:r>
+        <w:instrText xml:space="preserve"> PAGEREF _Toc27818 \h </w:instrText>
+      </w:r>
+      <w:r>
+        <w:fldChar w:fldCharType="separate"/>
+      </w:r>
+      <w:r>
+        <w:t>4</w:t>
+      </w:r>
+      <w:r>
+        <w:fldChar w:fldCharType="end"/>
+      </w:r>
+      <w:r>
+        <w:rPr>
+          <w:rFonts w:ascii="宋体" w:hAnsi="宋体"/>
+          <w:bCs/>
+          <w:szCs w:val="21"/>
+        </w:rPr>
+        <w:fldChar w:fldCharType="end"/>
+      </w:r>
+    </w:p>
+    <w:p>
+      <w:pPr>
+        <w:pStyle w:val="6"/>
+        <w:tabs>
+          <w:tab w:val="right" w:leader="dot" w:pos="8820"/>
+        </w:tabs>
+      </w:pPr>
+      <w:r>
+        <w:rPr>
+          <w:rFonts w:ascii="宋体" w:hAnsi="宋体"/>
+          <w:bCs/>
+          <w:szCs w:val="21"/>
+        </w:rPr>
+        <w:fldChar w:fldCharType="begin"/>
+      </w:r>
+      <w:r>
+        <w:rPr>
+          <w:rFonts w:ascii="宋体" w:hAnsi="宋体"/>
+          <w:bCs/>
+          <w:szCs w:val="21"/>
+        </w:rPr>
+        <w:instrText xml:space="preserve"> HYPERLINK \l _Toc14378 </w:instrText>
+      </w:r>
+      <w:r>
+        <w:rPr>
+          <w:rFonts w:ascii="宋体" w:hAnsi="宋体"/>
+          <w:bCs/>
+          <w:szCs w:val="21"/>
+        </w:rPr>
+        <w:fldChar w:fldCharType="separate"/>
+      </w:r>
+      <w:r>
+        <w:rPr>
+          <w:rFonts w:hint="eastAsia" w:ascii="黑体" w:eastAsia="黑体"/>
+          <w:szCs w:val="32"/>
+        </w:rPr>
+        <w:t>第三章 作品测试与分析</w:t>
+      </w:r>
+      <w:r>
+        <w:tab/>
+      </w:r>
+      <w:r>
+        <w:fldChar w:fldCharType="begin"/>
+      </w:r>
+      <w:r>
+        <w:instrText xml:space="preserve"> PAGEREF _Toc14378 \h </w:instrText>
+      </w:r>
+      <w:r>
+        <w:fldChar w:fldCharType="separate"/>
+      </w:r>
+      <w:r>
+        <w:t>16</w:t>
+      </w:r>
+      <w:r>
+        <w:fldChar w:fldCharType="end"/>
+      </w:r>
+      <w:r>
+        <w:rPr>
+          <w:rFonts w:ascii="宋体" w:hAnsi="宋体"/>
+          <w:bCs/>
+          <w:szCs w:val="21"/>
+        </w:rPr>
+        <w:fldChar w:fldCharType="end"/>
+      </w:r>
+    </w:p>
+    <w:p>
+      <w:pPr>
+        <w:pStyle w:val="6"/>
+        <w:tabs>
+          <w:tab w:val="right" w:leader="dot" w:pos="8820"/>
+        </w:tabs>
+      </w:pPr>
+      <w:r>
+        <w:rPr>
+          <w:rFonts w:ascii="宋体" w:hAnsi="宋体"/>
+          <w:bCs/>
+          <w:szCs w:val="21"/>
+        </w:rPr>
+        <w:fldChar w:fldCharType="begin"/>
+      </w:r>
+      <w:r>
+        <w:rPr>
+          <w:rFonts w:ascii="宋体" w:hAnsi="宋体"/>
+          <w:bCs/>
+          <w:szCs w:val="21"/>
+        </w:rPr>
+        <w:instrText xml:space="preserve"> HYPERLINK \l _Toc11788 </w:instrText>
+      </w:r>
+      <w:r>
+        <w:rPr>
+          <w:rFonts w:ascii="宋体" w:hAnsi="宋体"/>
+          <w:bCs/>
+          <w:szCs w:val="21"/>
+        </w:rPr>
+        <w:fldChar w:fldCharType="separate"/>
+      </w:r>
+      <w:r>
+        <w:rPr>
+          <w:rFonts w:hint="eastAsia" w:ascii="黑体" w:eastAsia="黑体"/>
+          <w:szCs w:val="32"/>
+        </w:rPr>
+        <w:t>第四章 创新性</w:t>
+      </w:r>
+      <w:r>
+        <w:rPr>
+          <w:rFonts w:hint="eastAsia" w:ascii="黑体" w:eastAsia="黑体"/>
+          <w:szCs w:val="32"/>
+          <w:lang w:val="en-US"/>
+        </w:rPr>
+        <w:t>和特色</w:t>
+      </w:r>
+      <w:r>
+        <w:rPr>
+          <w:rFonts w:hint="eastAsia" w:ascii="黑体" w:eastAsia="黑体"/>
+          <w:szCs w:val="32"/>
+        </w:rPr>
+        <w:t>说明</w:t>
+      </w:r>
+      <w:r>
+        <w:tab/>
+      </w:r>
+      <w:r>
+        <w:fldChar w:fldCharType="begin"/>
+      </w:r>
+      <w:r>
+        <w:instrText xml:space="preserve"> PAGEREF _Toc11788 \h </w:instrText>
+      </w:r>
+      <w:r>
+        <w:fldChar w:fldCharType="separate"/>
+      </w:r>
+      <w:r>
+        <w:t>20</w:t>
+      </w:r>
+      <w:r>
+        <w:fldChar w:fldCharType="end"/>
+      </w:r>
+      <w:r>
+        <w:rPr>
+          <w:rFonts w:ascii="宋体" w:hAnsi="宋体"/>
+          <w:bCs/>
+          <w:szCs w:val="21"/>
+        </w:rPr>
+        <w:fldChar w:fldCharType="end"/>
+      </w:r>
+    </w:p>
+    <w:p>
+      <w:pPr>
+        <w:pStyle w:val="6"/>
+        <w:tabs>
+          <w:tab w:val="right" w:leader="dot" w:pos="8820"/>
+        </w:tabs>
+      </w:pPr>
+      <w:r>
+        <w:rPr>
+          <w:rFonts w:ascii="宋体" w:hAnsi="宋体"/>
+          <w:bCs/>
+          <w:szCs w:val="21"/>
+        </w:rPr>
+        <w:fldChar w:fldCharType="begin"/>
+      </w:r>
+      <w:r>
+        <w:rPr>
+          <w:rFonts w:ascii="宋体" w:hAnsi="宋体"/>
+          <w:bCs/>
+          <w:szCs w:val="21"/>
+        </w:rPr>
+        <w:instrText xml:space="preserve"> HYPERLINK \l _Toc25966 </w:instrText>
+      </w:r>
+      <w:r>
+        <w:rPr>
+          <w:rFonts w:ascii="宋体" w:hAnsi="宋体"/>
+          <w:bCs/>
+          <w:szCs w:val="21"/>
+        </w:rPr>
+        <w:fldChar w:fldCharType="separate"/>
+      </w:r>
+      <w:r>
+        <w:rPr>
+          <w:rFonts w:hint="eastAsia" w:ascii="黑体" w:eastAsia="黑体"/>
+          <w:szCs w:val="32"/>
+        </w:rPr>
+        <w:t xml:space="preserve">第五章 </w:t>
+      </w:r>
+      <w:r>
+        <w:rPr>
+          <w:rFonts w:hint="eastAsia" w:ascii="黑体" w:eastAsia="黑体"/>
+          <w:szCs w:val="32"/>
+          <w:lang w:val="en-US"/>
+        </w:rPr>
+        <w:t>竞品分析</w:t>
+      </w:r>
+      <w:r>
+        <w:tab/>
+      </w:r>
+      <w:r>
+        <w:fldChar w:fldCharType="begin"/>
+      </w:r>
+      <w:r>
+        <w:instrText xml:space="preserve"> PAGEREF _Toc25966 \h </w:instrText>
+      </w:r>
+      <w:r>
+        <w:fldChar w:fldCharType="separate"/>
+      </w:r>
+      <w:r>
+        <w:t>22</w:t>
+      </w:r>
+      <w:r>
+        <w:fldChar w:fldCharType="end"/>
+      </w:r>
+      <w:r>
+        <w:rPr>
+          <w:rFonts w:ascii="宋体" w:hAnsi="宋体"/>
+          <w:bCs/>
+          <w:szCs w:val="21"/>
+        </w:rPr>
+        <w:fldChar w:fldCharType="end"/>
+      </w:r>
+    </w:p>
+    <w:p>
+      <w:pPr>
+        <w:pStyle w:val="6"/>
+        <w:tabs>
+          <w:tab w:val="right" w:leader="dot" w:pos="8820"/>
+        </w:tabs>
+      </w:pPr>
+      <w:r>
+        <w:rPr>
+          <w:rFonts w:ascii="宋体" w:hAnsi="宋体"/>
+          <w:bCs/>
+          <w:szCs w:val="21"/>
+        </w:rPr>
+        <w:fldChar w:fldCharType="begin"/>
+      </w:r>
+      <w:r>
+        <w:rPr>
+          <w:rFonts w:ascii="宋体" w:hAnsi="宋体"/>
+          <w:bCs/>
+          <w:szCs w:val="21"/>
+        </w:rPr>
+        <w:instrText xml:space="preserve"> HYPERLINK \l _Toc19875 </w:instrText>
+      </w:r>
+      <w:r>
+        <w:rPr>
+          <w:rFonts w:ascii="宋体" w:hAnsi="宋体"/>
+          <w:bCs/>
+          <w:szCs w:val="21"/>
+        </w:rPr>
+        <w:fldChar w:fldCharType="separate"/>
+      </w:r>
+      <w:r>
+        <w:rPr>
+          <w:rFonts w:hint="eastAsia" w:ascii="黑体" w:eastAsia="黑体"/>
+          <w:szCs w:val="32"/>
+        </w:rPr>
+        <w:t>第</w:t>
+      </w:r>
+      <w:r>
+        <w:rPr>
+          <w:rFonts w:hint="eastAsia" w:ascii="黑体" w:eastAsia="黑体"/>
+          <w:szCs w:val="32"/>
+          <w:lang w:val="en-US"/>
+        </w:rPr>
+        <w:t>六</w:t>
+      </w:r>
+      <w:r>
+        <w:rPr>
+          <w:rFonts w:hint="eastAsia" w:ascii="黑体" w:eastAsia="黑体"/>
+          <w:szCs w:val="32"/>
+        </w:rPr>
+        <w:t>章 总结</w:t>
+      </w:r>
+      <w:r>
+        <w:tab/>
+      </w:r>
+      <w:r>
+        <w:fldChar w:fldCharType="begin"/>
+      </w:r>
+      <w:r>
+        <w:instrText xml:space="preserve"> PAGEREF _Toc19875 \h </w:instrText>
+      </w:r>
+      <w:r>
+        <w:fldChar w:fldCharType="separate"/>
+      </w:r>
+      <w:r>
+        <w:t>23</w:t>
+      </w:r>
+      <w:r>
+        <w:fldChar w:fldCharType="end"/>
+      </w:r>
+      <w:r>
+        <w:rPr>
+          <w:rFonts w:ascii="宋体" w:hAnsi="宋体"/>
+          <w:bCs/>
+          <w:szCs w:val="21"/>
         </w:rPr>
         <w:fldChar w:fldCharType="end"/>
       </w:r>
@@ -139,632 +570,227 @@
           <w:tab w:val="right" w:leader="dot" w:pos="8810"/>
         </w:tabs>
         <w:rPr>
-          <w:rFonts w:hint="eastAsia" w:asciiTheme="minorHAnsi" w:hAnsiTheme="minorHAnsi" w:eastAsiaTheme="minorEastAsia" w:cstheme="minorBidi"/>
-          <w:sz w:val="22"/>
-          <w14:ligatures w14:val="standardContextual"/>
-        </w:rPr>
-      </w:pPr>
-      <w:r>
-        <w:fldChar w:fldCharType="begin"/>
-      </w:r>
-      <w:r>
-        <w:instrText xml:space="preserve"> HYPERLINK \l "_Toc243747761" </w:instrText>
-      </w:r>
-      <w:r>
-        <w:fldChar w:fldCharType="separate"/>
-      </w:r>
-      <w:r>
-        <w:rPr>
-          <w:rStyle w:val="12"/>
+          <w:rFonts w:hint="eastAsia" w:ascii="宋体" w:hAnsi="宋体" w:cs="DFKai-SB"/>
+          <w:bCs/>
+          <w:sz w:val="24"/>
+        </w:rPr>
+      </w:pPr>
+      <w:r>
+        <w:rPr>
+          <w:rFonts w:ascii="宋体" w:hAnsi="宋体"/>
+          <w:bCs/>
+          <w:szCs w:val="21"/>
+        </w:rPr>
+        <w:fldChar w:fldCharType="end"/>
+      </w:r>
+    </w:p>
+    <w:p>
+      <w:pPr>
+        <w:autoSpaceDE w:val="0"/>
+        <w:autoSpaceDN w:val="0"/>
+        <w:adjustRightInd w:val="0"/>
+        <w:spacing w:line="360" w:lineRule="auto"/>
+        <w:rPr>
+          <w:rFonts w:hint="eastAsia" w:ascii="宋体" w:hAnsi="宋体" w:cs="DFKai-SB"/>
+          <w:bCs/>
+          <w:sz w:val="24"/>
+        </w:rPr>
+      </w:pPr>
+    </w:p>
+    <w:p>
+      <w:pPr>
+        <w:autoSpaceDE w:val="0"/>
+        <w:autoSpaceDN w:val="0"/>
+        <w:adjustRightInd w:val="0"/>
+        <w:spacing w:line="360" w:lineRule="auto"/>
+        <w:rPr>
+          <w:rFonts w:hint="eastAsia" w:ascii="宋体" w:hAnsi="宋体" w:cs="DFKai-SB"/>
+          <w:bCs/>
+          <w:sz w:val="24"/>
+        </w:rPr>
+      </w:pPr>
+    </w:p>
+    <w:p>
+      <w:pPr>
+        <w:autoSpaceDE w:val="0"/>
+        <w:autoSpaceDN w:val="0"/>
+        <w:adjustRightInd w:val="0"/>
+        <w:spacing w:line="360" w:lineRule="auto"/>
+        <w:rPr>
+          <w:rFonts w:hint="eastAsia" w:ascii="宋体" w:hAnsi="宋体" w:cs="DFKai-SB"/>
+          <w:bCs/>
+          <w:sz w:val="24"/>
+        </w:rPr>
+      </w:pPr>
+    </w:p>
+    <w:p>
+      <w:pPr>
+        <w:autoSpaceDE w:val="0"/>
+        <w:autoSpaceDN w:val="0"/>
+        <w:adjustRightInd w:val="0"/>
+        <w:spacing w:line="360" w:lineRule="auto"/>
+        <w:rPr>
+          <w:rFonts w:hint="eastAsia" w:ascii="宋体" w:hAnsi="宋体" w:cs="DFKai-SB"/>
+          <w:bCs/>
+          <w:sz w:val="24"/>
+        </w:rPr>
+      </w:pPr>
+    </w:p>
+    <w:p>
+      <w:pPr>
+        <w:autoSpaceDE w:val="0"/>
+        <w:autoSpaceDN w:val="0"/>
+        <w:adjustRightInd w:val="0"/>
+        <w:spacing w:line="360" w:lineRule="auto"/>
+        <w:rPr>
+          <w:rFonts w:hint="eastAsia" w:ascii="宋体" w:hAnsi="宋体" w:cs="DFKai-SB"/>
+          <w:bCs/>
+          <w:sz w:val="24"/>
+        </w:rPr>
+      </w:pPr>
+    </w:p>
+    <w:p>
+      <w:pPr>
+        <w:autoSpaceDE w:val="0"/>
+        <w:autoSpaceDN w:val="0"/>
+        <w:adjustRightInd w:val="0"/>
+        <w:spacing w:line="360" w:lineRule="auto"/>
+        <w:rPr>
+          <w:rFonts w:hint="eastAsia" w:ascii="宋体" w:hAnsi="宋体" w:cs="DFKai-SB"/>
+          <w:bCs/>
+          <w:sz w:val="24"/>
+        </w:rPr>
+        <w:sectPr>
+          <w:pgSz w:w="11906" w:h="16838"/>
+          <w:pgMar w:top="1440" w:right="1466" w:bottom="1440" w:left="1620" w:header="851" w:footer="992" w:gutter="0"/>
+          <w:pgNumType w:fmt="decimal" w:start="1"/>
+          <w:cols w:space="425" w:num="1"/>
+          <w:docGrid w:type="lines" w:linePitch="312" w:charSpace="0"/>
+        </w:sectPr>
+      </w:pPr>
+    </w:p>
+    <w:p>
+      <w:pPr>
+        <w:pStyle w:val="2"/>
+        <w:jc w:val="center"/>
+        <w:rPr>
+          <w:rFonts w:ascii="黑体" w:eastAsia="黑体"/>
+          <w:sz w:val="32"/>
+          <w:szCs w:val="32"/>
+        </w:rPr>
+      </w:pPr>
+      <w:bookmarkStart w:id="0" w:name="_Toc23849"/>
+      <w:r>
+        <w:rPr>
           <w:rFonts w:hint="eastAsia" w:ascii="黑体" w:eastAsia="黑体"/>
-        </w:rPr>
-        <w:t>第一章 作品概述</w:t>
-      </w:r>
-      <w:r>
-        <w:rPr>
-          <w:rFonts w:hint="eastAsia"/>
-        </w:rPr>
-        <w:tab/>
-      </w:r>
-      <w:r>
-        <w:rPr>
-          <w:rFonts w:hint="eastAsia"/>
-        </w:rPr>
-        <w:fldChar w:fldCharType="begin"/>
-      </w:r>
-      <w:r>
-        <w:rPr>
-          <w:rFonts w:hint="eastAsia"/>
-        </w:rPr>
-        <w:instrText xml:space="preserve"> </w:instrText>
-      </w:r>
-      <w:r>
-        <w:instrText xml:space="preserve">PAGEREF _Toc243747761 \h</w:instrText>
-      </w:r>
-      <w:r>
-        <w:rPr>
-          <w:rFonts w:hint="eastAsia"/>
-        </w:rPr>
-        <w:instrText xml:space="preserve"> </w:instrText>
-      </w:r>
-      <w:r>
-        <w:rPr>
-          <w:rFonts w:hint="eastAsia"/>
-        </w:rPr>
-        <w:fldChar w:fldCharType="separate"/>
-      </w:r>
-      <w:r>
-        <w:t>2</w:t>
-      </w:r>
-      <w:r>
-        <w:rPr>
-          <w:rFonts w:hint="eastAsia"/>
-        </w:rPr>
-        <w:fldChar w:fldCharType="end"/>
-      </w:r>
-      <w:r>
-        <w:rPr>
-          <w:rFonts w:hint="eastAsia"/>
-        </w:rPr>
-        <w:fldChar w:fldCharType="end"/>
-      </w:r>
-    </w:p>
-    <w:p>
-      <w:pPr>
-        <w:pStyle w:val="6"/>
-        <w:tabs>
-          <w:tab w:val="right" w:leader="dot" w:pos="8810"/>
-        </w:tabs>
-        <w:rPr>
-          <w:rFonts w:hint="eastAsia" w:asciiTheme="minorHAnsi" w:hAnsiTheme="minorHAnsi" w:eastAsiaTheme="minorEastAsia" w:cstheme="minorBidi"/>
-          <w:sz w:val="22"/>
-          <w14:ligatures w14:val="standardContextual"/>
-        </w:rPr>
-      </w:pPr>
-      <w:r>
-        <w:fldChar w:fldCharType="begin"/>
-      </w:r>
-      <w:r>
-        <w:instrText xml:space="preserve"> HYPERLINK \l "_Toc243747762" </w:instrText>
-      </w:r>
-      <w:r>
-        <w:fldChar w:fldCharType="separate"/>
-      </w:r>
-      <w:r>
-        <w:rPr>
-          <w:rStyle w:val="12"/>
-          <w:rFonts w:hint="eastAsia" w:ascii="黑体" w:eastAsia="黑体"/>
-        </w:rPr>
-        <w:t>第二章 作品设计与实现</w:t>
-      </w:r>
-      <w:r>
-        <w:rPr>
-          <w:rFonts w:hint="eastAsia"/>
-        </w:rPr>
-        <w:tab/>
-      </w:r>
-      <w:r>
-        <w:rPr>
-          <w:rFonts w:hint="eastAsia"/>
-        </w:rPr>
-        <w:fldChar w:fldCharType="begin"/>
-      </w:r>
-      <w:r>
-        <w:rPr>
-          <w:rFonts w:hint="eastAsia"/>
-        </w:rPr>
-        <w:instrText xml:space="preserve"> </w:instrText>
-      </w:r>
-      <w:r>
-        <w:instrText xml:space="preserve">PAGEREF _Toc243747762 \h</w:instrText>
-      </w:r>
-      <w:r>
-        <w:rPr>
-          <w:rFonts w:hint="eastAsia"/>
-        </w:rPr>
-        <w:instrText xml:space="preserve"> </w:instrText>
-      </w:r>
-      <w:r>
-        <w:rPr>
-          <w:rFonts w:hint="eastAsia"/>
-        </w:rPr>
-        <w:fldChar w:fldCharType="separate"/>
-      </w:r>
-      <w:r>
-        <w:t>4</w:t>
-      </w:r>
-      <w:r>
-        <w:rPr>
-          <w:rFonts w:hint="eastAsia"/>
-        </w:rPr>
-        <w:fldChar w:fldCharType="end"/>
-      </w:r>
-      <w:r>
-        <w:rPr>
-          <w:rFonts w:hint="eastAsia"/>
-        </w:rPr>
-        <w:fldChar w:fldCharType="end"/>
-      </w:r>
-    </w:p>
-    <w:p>
-      <w:pPr>
-        <w:pStyle w:val="6"/>
-        <w:tabs>
-          <w:tab w:val="right" w:leader="dot" w:pos="8810"/>
-        </w:tabs>
-        <w:rPr>
-          <w:rFonts w:hint="eastAsia" w:asciiTheme="minorHAnsi" w:hAnsiTheme="minorHAnsi" w:eastAsiaTheme="minorEastAsia" w:cstheme="minorBidi"/>
-          <w:sz w:val="22"/>
-          <w14:ligatures w14:val="standardContextual"/>
-        </w:rPr>
-      </w:pPr>
-      <w:r>
-        <w:fldChar w:fldCharType="begin"/>
-      </w:r>
-      <w:r>
-        <w:instrText xml:space="preserve"> HYPERLINK \l "_Toc243747763" </w:instrText>
-      </w:r>
-      <w:r>
-        <w:fldChar w:fldCharType="separate"/>
-      </w:r>
-      <w:r>
-        <w:rPr>
-          <w:rStyle w:val="12"/>
-          <w:rFonts w:hint="eastAsia" w:ascii="黑体" w:eastAsia="黑体"/>
-        </w:rPr>
-        <w:t>第三章作品测试与分析</w:t>
-      </w:r>
-      <w:r>
-        <w:rPr>
-          <w:rFonts w:hint="eastAsia"/>
-        </w:rPr>
-        <w:tab/>
-      </w:r>
-      <w:r>
-        <w:rPr>
-          <w:rFonts w:hint="eastAsia"/>
-        </w:rPr>
-        <w:fldChar w:fldCharType="begin"/>
-      </w:r>
-      <w:r>
-        <w:rPr>
-          <w:rFonts w:hint="eastAsia"/>
-        </w:rPr>
-        <w:instrText xml:space="preserve"> </w:instrText>
-      </w:r>
-      <w:r>
-        <w:instrText xml:space="preserve">PAGEREF _Toc243747763 \h</w:instrText>
-      </w:r>
-      <w:r>
-        <w:rPr>
-          <w:rFonts w:hint="eastAsia"/>
-        </w:rPr>
-        <w:instrText xml:space="preserve"> </w:instrText>
-      </w:r>
-      <w:r>
-        <w:rPr>
-          <w:rFonts w:hint="eastAsia"/>
-        </w:rPr>
-        <w:fldChar w:fldCharType="separate"/>
-      </w:r>
-      <w:r>
-        <w:t>17</w:t>
-      </w:r>
-      <w:r>
-        <w:rPr>
-          <w:rFonts w:hint="eastAsia"/>
-        </w:rPr>
-        <w:fldChar w:fldCharType="end"/>
-      </w:r>
-      <w:r>
-        <w:rPr>
-          <w:rFonts w:hint="eastAsia"/>
-        </w:rPr>
-        <w:fldChar w:fldCharType="end"/>
-      </w:r>
-    </w:p>
-    <w:p>
-      <w:pPr>
-        <w:pStyle w:val="6"/>
-        <w:tabs>
-          <w:tab w:val="right" w:leader="dot" w:pos="8810"/>
-        </w:tabs>
-        <w:rPr>
-          <w:rFonts w:hint="eastAsia" w:asciiTheme="minorHAnsi" w:hAnsiTheme="minorHAnsi" w:eastAsiaTheme="minorEastAsia" w:cstheme="minorBidi"/>
-          <w:sz w:val="22"/>
-          <w14:ligatures w14:val="standardContextual"/>
-        </w:rPr>
-      </w:pPr>
-      <w:r>
-        <w:fldChar w:fldCharType="begin"/>
-      </w:r>
-      <w:r>
-        <w:instrText xml:space="preserve"> HYPERLINK \l "_Toc243747764" </w:instrText>
-      </w:r>
-      <w:r>
-        <w:fldChar w:fldCharType="separate"/>
-      </w:r>
-      <w:r>
-        <w:rPr>
-          <w:rStyle w:val="12"/>
-          <w:rFonts w:hint="eastAsia" w:ascii="黑体" w:eastAsia="黑体"/>
-        </w:rPr>
-        <w:t>第四章 创新性和特色说明</w:t>
-      </w:r>
-      <w:r>
-        <w:rPr>
-          <w:rFonts w:hint="eastAsia"/>
-        </w:rPr>
-        <w:tab/>
-      </w:r>
-      <w:r>
-        <w:rPr>
-          <w:rFonts w:hint="eastAsia"/>
-        </w:rPr>
-        <w:fldChar w:fldCharType="begin"/>
-      </w:r>
-      <w:r>
-        <w:rPr>
-          <w:rFonts w:hint="eastAsia"/>
-        </w:rPr>
-        <w:instrText xml:space="preserve"> </w:instrText>
-      </w:r>
-      <w:r>
-        <w:instrText xml:space="preserve">PAGEREF _Toc243747764 \h</w:instrText>
-      </w:r>
-      <w:r>
-        <w:rPr>
-          <w:rFonts w:hint="eastAsia"/>
-        </w:rPr>
-        <w:instrText xml:space="preserve"> </w:instrText>
-      </w:r>
-      <w:r>
-        <w:rPr>
-          <w:rFonts w:hint="eastAsia"/>
-        </w:rPr>
-        <w:fldChar w:fldCharType="separate"/>
-      </w:r>
-      <w:r>
-        <w:t>21</w:t>
-      </w:r>
-      <w:r>
-        <w:rPr>
-          <w:rFonts w:hint="eastAsia"/>
-        </w:rPr>
-        <w:fldChar w:fldCharType="end"/>
-      </w:r>
-      <w:r>
-        <w:rPr>
-          <w:rFonts w:hint="eastAsia"/>
-        </w:rPr>
-        <w:fldChar w:fldCharType="end"/>
-      </w:r>
-    </w:p>
-    <w:p>
-      <w:pPr>
-        <w:pStyle w:val="6"/>
-        <w:tabs>
-          <w:tab w:val="right" w:leader="dot" w:pos="8810"/>
-        </w:tabs>
-        <w:rPr>
-          <w:rFonts w:hint="eastAsia" w:asciiTheme="minorHAnsi" w:hAnsiTheme="minorHAnsi" w:eastAsiaTheme="minorEastAsia" w:cstheme="minorBidi"/>
-          <w:sz w:val="22"/>
-          <w14:ligatures w14:val="standardContextual"/>
-        </w:rPr>
-      </w:pPr>
-      <w:r>
-        <w:fldChar w:fldCharType="begin"/>
-      </w:r>
-      <w:r>
-        <w:instrText xml:space="preserve"> HYPERLINK \l "_Toc243747765" </w:instrText>
-      </w:r>
-      <w:r>
-        <w:fldChar w:fldCharType="separate"/>
-      </w:r>
-      <w:r>
-        <w:rPr>
-          <w:rStyle w:val="12"/>
-          <w:rFonts w:hint="eastAsia" w:ascii="黑体" w:eastAsia="黑体"/>
-        </w:rPr>
-        <w:t>第五章 竞品分析</w:t>
-      </w:r>
-      <w:r>
-        <w:rPr>
-          <w:rFonts w:hint="eastAsia"/>
-        </w:rPr>
-        <w:tab/>
-      </w:r>
-      <w:r>
-        <w:rPr>
-          <w:rFonts w:hint="eastAsia"/>
-        </w:rPr>
-        <w:fldChar w:fldCharType="begin"/>
-      </w:r>
-      <w:r>
-        <w:rPr>
-          <w:rFonts w:hint="eastAsia"/>
-        </w:rPr>
-        <w:instrText xml:space="preserve"> </w:instrText>
-      </w:r>
-      <w:r>
-        <w:instrText xml:space="preserve">PAGEREF _Toc243747765 \h</w:instrText>
-      </w:r>
-      <w:r>
-        <w:rPr>
-          <w:rFonts w:hint="eastAsia"/>
-        </w:rPr>
-        <w:instrText xml:space="preserve"> </w:instrText>
-      </w:r>
-      <w:r>
-        <w:rPr>
-          <w:rFonts w:hint="eastAsia"/>
-        </w:rPr>
-        <w:fldChar w:fldCharType="separate"/>
-      </w:r>
-      <w:r>
-        <w:t>23</w:t>
-      </w:r>
-      <w:r>
-        <w:rPr>
-          <w:rFonts w:hint="eastAsia"/>
-        </w:rPr>
-        <w:fldChar w:fldCharType="end"/>
-      </w:r>
-      <w:r>
-        <w:rPr>
-          <w:rFonts w:hint="eastAsia"/>
-        </w:rPr>
-        <w:fldChar w:fldCharType="end"/>
-      </w:r>
-    </w:p>
-    <w:p>
-      <w:pPr>
-        <w:pStyle w:val="6"/>
-        <w:tabs>
-          <w:tab w:val="right" w:leader="dot" w:pos="8810"/>
-        </w:tabs>
-        <w:rPr>
-          <w:rFonts w:hint="eastAsia" w:asciiTheme="minorHAnsi" w:hAnsiTheme="minorHAnsi" w:eastAsiaTheme="minorEastAsia" w:cstheme="minorBidi"/>
-          <w:sz w:val="22"/>
-          <w14:ligatures w14:val="standardContextual"/>
-        </w:rPr>
-      </w:pPr>
-      <w:r>
-        <w:fldChar w:fldCharType="begin"/>
-      </w:r>
-      <w:r>
-        <w:instrText xml:space="preserve"> HYPERLINK \l "_Toc243747766" </w:instrText>
-      </w:r>
-      <w:r>
-        <w:fldChar w:fldCharType="separate"/>
-      </w:r>
-      <w:r>
-        <w:rPr>
-          <w:rStyle w:val="12"/>
-          <w:rFonts w:hint="eastAsia" w:ascii="黑体" w:eastAsia="黑体"/>
-        </w:rPr>
-        <w:t>第六章 总结</w:t>
-      </w:r>
-      <w:r>
-        <w:rPr>
-          <w:rFonts w:hint="eastAsia"/>
-        </w:rPr>
-        <w:tab/>
-      </w:r>
-      <w:r>
-        <w:rPr>
-          <w:rFonts w:hint="eastAsia"/>
-        </w:rPr>
-        <w:fldChar w:fldCharType="begin"/>
-      </w:r>
-      <w:r>
-        <w:rPr>
-          <w:rFonts w:hint="eastAsia"/>
-        </w:rPr>
-        <w:instrText xml:space="preserve"> </w:instrText>
-      </w:r>
-      <w:r>
-        <w:instrText xml:space="preserve">PAGEREF _Toc243747766 \h</w:instrText>
-      </w:r>
-      <w:r>
-        <w:rPr>
-          <w:rFonts w:hint="eastAsia"/>
-        </w:rPr>
-        <w:instrText xml:space="preserve"> </w:instrText>
-      </w:r>
-      <w:r>
-        <w:rPr>
-          <w:rFonts w:hint="eastAsia"/>
-        </w:rPr>
-        <w:fldChar w:fldCharType="separate"/>
-      </w:r>
-      <w:r>
-        <w:t>24</w:t>
-      </w:r>
-      <w:r>
-        <w:rPr>
-          <w:rFonts w:hint="eastAsia"/>
-        </w:rPr>
-        <w:fldChar w:fldCharType="end"/>
-      </w:r>
-      <w:r>
-        <w:rPr>
-          <w:rFonts w:hint="eastAsia"/>
-        </w:rPr>
-        <w:fldChar w:fldCharType="end"/>
-      </w:r>
-    </w:p>
-    <w:p>
-      <w:pPr>
-        <w:pStyle w:val="6"/>
-        <w:tabs>
-          <w:tab w:val="right" w:leader="dot" w:pos="8810"/>
-        </w:tabs>
-        <w:rPr>
-          <w:rFonts w:hint="eastAsia" w:asciiTheme="minorHAnsi" w:hAnsiTheme="minorHAnsi" w:eastAsiaTheme="minorEastAsia" w:cstheme="minorBidi"/>
-          <w:sz w:val="22"/>
-          <w14:ligatures w14:val="standardContextual"/>
-        </w:rPr>
-      </w:pPr>
-      <w:r>
-        <w:fldChar w:fldCharType="begin"/>
-      </w:r>
-      <w:r>
-        <w:instrText xml:space="preserve"> HYPERLINK \l "_Toc243747767" </w:instrText>
-      </w:r>
-      <w:r>
-        <w:fldChar w:fldCharType="separate"/>
-      </w:r>
-      <w:r>
-        <w:rPr>
-          <w:rStyle w:val="12"/>
-          <w:rFonts w:hint="eastAsia" w:ascii="黑体" w:eastAsia="黑体"/>
-        </w:rPr>
-        <w:t>第七章 附件</w:t>
-      </w:r>
-      <w:r>
-        <w:rPr>
-          <w:rFonts w:hint="eastAsia"/>
-        </w:rPr>
-        <w:tab/>
-      </w:r>
-      <w:r>
-        <w:rPr>
-          <w:rFonts w:hint="eastAsia"/>
-        </w:rPr>
-        <w:fldChar w:fldCharType="begin"/>
-      </w:r>
-      <w:r>
-        <w:rPr>
-          <w:rFonts w:hint="eastAsia"/>
-        </w:rPr>
-        <w:instrText xml:space="preserve"> </w:instrText>
-      </w:r>
-      <w:r>
-        <w:instrText xml:space="preserve">PAGEREF _Toc243747767 \h</w:instrText>
-      </w:r>
-      <w:r>
-        <w:rPr>
-          <w:rFonts w:hint="eastAsia"/>
-        </w:rPr>
-        <w:instrText xml:space="preserve"> </w:instrText>
-      </w:r>
-      <w:r>
-        <w:rPr>
-          <w:rFonts w:hint="eastAsia"/>
-        </w:rPr>
-        <w:fldChar w:fldCharType="separate"/>
-      </w:r>
-      <w:r>
-        <w:t>25</w:t>
-      </w:r>
-      <w:r>
-        <w:rPr>
-          <w:rFonts w:hint="eastAsia"/>
-        </w:rPr>
-        <w:fldChar w:fldCharType="end"/>
-      </w:r>
-      <w:r>
-        <w:rPr>
-          <w:rFonts w:hint="eastAsia"/>
-        </w:rPr>
-        <w:fldChar w:fldCharType="end"/>
-      </w:r>
-    </w:p>
-    <w:p>
-      <w:pPr>
-        <w:pStyle w:val="6"/>
-        <w:tabs>
-          <w:tab w:val="right" w:leader="dot" w:pos="8810"/>
-        </w:tabs>
-        <w:rPr>
-          <w:rFonts w:hint="eastAsia" w:ascii="宋体" w:hAnsi="宋体" w:cs="DFKai-SB"/>
-          <w:bCs/>
-          <w:sz w:val="24"/>
-        </w:rPr>
-      </w:pPr>
-      <w:r>
-        <w:rPr>
-          <w:rFonts w:ascii="宋体" w:hAnsi="宋体"/>
-          <w:bCs/>
-          <w:szCs w:val="21"/>
-        </w:rPr>
-        <w:fldChar w:fldCharType="end"/>
-      </w:r>
-    </w:p>
-    <w:p>
-      <w:pPr>
-        <w:autoSpaceDE w:val="0"/>
-        <w:autoSpaceDN w:val="0"/>
-        <w:adjustRightInd w:val="0"/>
-        <w:spacing w:line="360" w:lineRule="auto"/>
-        <w:rPr>
-          <w:rFonts w:hint="eastAsia" w:ascii="宋体" w:hAnsi="宋体" w:cs="DFKai-SB"/>
-          <w:bCs/>
-          <w:sz w:val="24"/>
-        </w:rPr>
-      </w:pPr>
-    </w:p>
-    <w:p>
-      <w:pPr>
-        <w:autoSpaceDE w:val="0"/>
-        <w:autoSpaceDN w:val="0"/>
-        <w:adjustRightInd w:val="0"/>
-        <w:spacing w:line="360" w:lineRule="auto"/>
-        <w:rPr>
-          <w:rFonts w:hint="eastAsia" w:ascii="宋体" w:hAnsi="宋体" w:cs="DFKai-SB"/>
-          <w:bCs/>
-          <w:sz w:val="24"/>
-        </w:rPr>
-      </w:pPr>
-    </w:p>
-    <w:p>
-      <w:pPr>
-        <w:autoSpaceDE w:val="0"/>
-        <w:autoSpaceDN w:val="0"/>
-        <w:adjustRightInd w:val="0"/>
-        <w:spacing w:line="360" w:lineRule="auto"/>
-        <w:rPr>
-          <w:rFonts w:hint="eastAsia" w:ascii="宋体" w:hAnsi="宋体" w:cs="DFKai-SB"/>
-          <w:bCs/>
-          <w:sz w:val="24"/>
-        </w:rPr>
-      </w:pPr>
-    </w:p>
-    <w:p>
-      <w:pPr>
-        <w:autoSpaceDE w:val="0"/>
-        <w:autoSpaceDN w:val="0"/>
-        <w:adjustRightInd w:val="0"/>
-        <w:spacing w:line="360" w:lineRule="auto"/>
-        <w:rPr>
-          <w:rFonts w:hint="eastAsia" w:ascii="宋体" w:hAnsi="宋体" w:cs="DFKai-SB"/>
-          <w:bCs/>
-          <w:sz w:val="24"/>
-        </w:rPr>
-      </w:pPr>
-    </w:p>
-    <w:p>
-      <w:pPr>
-        <w:autoSpaceDE w:val="0"/>
-        <w:autoSpaceDN w:val="0"/>
-        <w:adjustRightInd w:val="0"/>
-        <w:spacing w:line="360" w:lineRule="auto"/>
-        <w:rPr>
-          <w:rFonts w:hint="eastAsia" w:ascii="宋体" w:hAnsi="宋体" w:cs="DFKai-SB"/>
-          <w:bCs/>
-          <w:sz w:val="24"/>
-        </w:rPr>
-      </w:pPr>
-    </w:p>
-    <w:p>
-      <w:pPr>
-        <w:autoSpaceDE w:val="0"/>
-        <w:autoSpaceDN w:val="0"/>
-        <w:adjustRightInd w:val="0"/>
-        <w:spacing w:line="360" w:lineRule="auto"/>
-        <w:rPr>
-          <w:rFonts w:hint="eastAsia" w:ascii="宋体" w:hAnsi="宋体" w:cs="DFKai-SB"/>
+          <w:sz w:val="32"/>
+          <w:szCs w:val="32"/>
+        </w:rPr>
+        <w:t>摘 要</w:t>
+      </w:r>
+      <w:bookmarkEnd w:id="0"/>
+    </w:p>
+    <w:p>
+      <w:pPr>
+        <w:autoSpaceDE w:val="0"/>
+        <w:autoSpaceDN w:val="0"/>
+        <w:adjustRightInd w:val="0"/>
+        <w:spacing w:line="360" w:lineRule="auto"/>
+        <w:ind w:firstLine="480" w:firstLineChars="200"/>
+        <w:jc w:val="left"/>
+        <w:rPr>
+          <w:rFonts w:hint="eastAsia" w:hAnsi="宋体"/>
+          <w:bCs/>
+          <w:sz w:val="24"/>
+        </w:rPr>
+      </w:pPr>
+      <w:r>
+        <w:rPr>
+          <w:rFonts w:hint="eastAsia" w:hAnsi="宋体"/>
+          <w:bCs/>
+          <w:sz w:val="24"/>
+        </w:rPr>
+        <w:t>针对网络安全漏洞检测与报告交付的行业痛点，本项目设计实现本地化智能安全检测与漏洞报告系统——智安鉴。</w:t>
+      </w:r>
+    </w:p>
+    <w:p>
+      <w:pPr>
+        <w:autoSpaceDE w:val="0"/>
+        <w:autoSpaceDN w:val="0"/>
+        <w:adjustRightInd w:val="0"/>
+        <w:spacing w:line="360" w:lineRule="auto"/>
+        <w:ind w:firstLine="480" w:firstLineChars="200"/>
+        <w:jc w:val="left"/>
+        <w:rPr>
+          <w:rFonts w:hint="eastAsia" w:hAnsi="宋体"/>
+          <w:bCs/>
+          <w:sz w:val="24"/>
+        </w:rPr>
+      </w:pPr>
+      <w:r>
+        <w:rPr>
+          <w:rFonts w:hint="eastAsia" w:hAnsi="宋体"/>
+          <w:bCs/>
+          <w:sz w:val="24"/>
+        </w:rPr>
+        <w:t>系统以Web应用为载体，覆盖资产台账、多源解析、报告全生命周期治理、多格式导出。核心技术包含：CVSSv3.1量化评分引擎；规则+AI质检；无向量库本地RAG检索机制；内置多Agent调度扫描引擎，实现扫描研判一体化流水线。</w:t>
+      </w:r>
+    </w:p>
+    <w:p>
+      <w:pPr>
+        <w:autoSpaceDE w:val="0"/>
+        <w:autoSpaceDN w:val="0"/>
+        <w:adjustRightInd w:val="0"/>
+        <w:spacing w:line="360" w:lineRule="auto"/>
+        <w:ind w:firstLine="480" w:firstLineChars="200"/>
+        <w:jc w:val="left"/>
+        <w:rPr>
+          <w:rFonts w:hint="eastAsia" w:hAnsi="宋体"/>
+          <w:bCs/>
+          <w:sz w:val="24"/>
+        </w:rPr>
+      </w:pPr>
+      <w:r>
+        <w:rPr>
+          <w:rFonts w:hint="eastAsia" w:hAnsi="宋体"/>
+          <w:bCs/>
+          <w:sz w:val="24"/>
+        </w:rPr>
+        <w:t>系统采用React 18、TypeScript与Vite构建前端，后端采用Flask 3.1、FastAPI与Celery驱动扫描任务，搭配MySQL 8、 PostgreSQL 16、Redis 7分层储存，已实现14大功能模块。交付前完成全量端到端回归，32个模块编译零错误，核心功能与干净环境冒烟测试全通过，服务启动小于2秒，数据全程在受控部署域内、开箱即用。</w:t>
+      </w:r>
+    </w:p>
+    <w:p>
+      <w:pPr>
+        <w:autoSpaceDE w:val="0"/>
+        <w:autoSpaceDN w:val="0"/>
+        <w:adjustRightInd w:val="0"/>
+        <w:spacing w:line="360" w:lineRule="auto"/>
+        <w:ind w:firstLine="480" w:firstLineChars="200"/>
+        <w:jc w:val="left"/>
+        <w:rPr>
+          <w:rFonts w:hint="eastAsia" w:hAnsi="宋体"/>
+          <w:bCs/>
+          <w:sz w:val="24"/>
+        </w:rPr>
+      </w:pPr>
+      <w:r>
+        <w:rPr>
+          <w:rFonts w:hint="eastAsia" w:hAnsi="宋体"/>
+          <w:bCs/>
+          <w:sz w:val="24"/>
+        </w:rPr>
+        <w:t>系统可应用于渗透测试、合规测评场景，后续将向知识图谱化方向演进。</w:t>
+      </w:r>
+    </w:p>
+    <w:p>
+      <w:pPr>
+        <w:autoSpaceDE w:val="0"/>
+        <w:autoSpaceDN w:val="0"/>
+        <w:adjustRightInd w:val="0"/>
+        <w:spacing w:line="360" w:lineRule="auto"/>
+        <w:jc w:val="left"/>
+        <w:rPr>
+          <w:rFonts w:hint="eastAsia" w:hAnsi="宋体"/>
           <w:bCs/>
           <w:sz w:val="24"/>
         </w:rPr>
@@ -777,141 +803,6 @@
           <w:docGrid w:type="lines" w:linePitch="312" w:charSpace="0"/>
         </w:sectPr>
       </w:pPr>
-    </w:p>
-    <w:p>
-      <w:pPr>
-        <w:pStyle w:val="2"/>
-        <w:jc w:val="center"/>
-        <w:rPr>
-          <w:rFonts w:ascii="黑体" w:eastAsia="黑体"/>
-          <w:sz w:val="32"/>
-          <w:szCs w:val="32"/>
-        </w:rPr>
-      </w:pPr>
-      <w:bookmarkStart w:id="0" w:name="_Toc243747760"/>
-      <w:r>
-        <w:rPr>
-          <w:rFonts w:hint="eastAsia" w:ascii="黑体" w:eastAsia="黑体"/>
-          <w:sz w:val="32"/>
-          <w:szCs w:val="32"/>
-        </w:rPr>
-        <w:t>摘 要</w:t>
-      </w:r>
-      <w:bookmarkEnd w:id="0"/>
-    </w:p>
-    <w:p>
-      <w:pPr>
-        <w:autoSpaceDE w:val="0"/>
-        <w:autoSpaceDN w:val="0"/>
-        <w:adjustRightInd w:val="0"/>
-        <w:spacing w:line="360" w:lineRule="auto"/>
-        <w:ind w:firstLine="480" w:firstLineChars="200"/>
-        <w:jc w:val="left"/>
-        <w:rPr>
-          <w:rFonts w:hint="eastAsia" w:hAnsi="宋体"/>
-          <w:bCs/>
-          <w:sz w:val="24"/>
-        </w:rPr>
-      </w:pPr>
-      <w:r>
-        <w:rPr>
-          <w:rFonts w:hint="eastAsia" w:hAnsi="宋体"/>
-          <w:bCs/>
-          <w:sz w:val="24"/>
-        </w:rPr>
-        <w:t>针对网络安全漏洞检测与报告交付的行业痛点，本项目设计实现本地化智能安全检测与漏洞报告系统——智安鉴。</w:t>
-      </w:r>
-    </w:p>
-    <w:p>
-      <w:pPr>
-        <w:autoSpaceDE w:val="0"/>
-        <w:autoSpaceDN w:val="0"/>
-        <w:adjustRightInd w:val="0"/>
-        <w:spacing w:line="360" w:lineRule="auto"/>
-        <w:ind w:firstLine="480" w:firstLineChars="200"/>
-        <w:jc w:val="left"/>
-        <w:rPr>
-          <w:rFonts w:hint="eastAsia" w:hAnsi="宋体"/>
-          <w:bCs/>
-          <w:sz w:val="24"/>
-        </w:rPr>
-      </w:pPr>
-      <w:r>
-        <w:rPr>
-          <w:rFonts w:hint="eastAsia" w:hAnsi="宋体"/>
-          <w:bCs/>
-          <w:sz w:val="24"/>
-        </w:rPr>
-        <w:t>系统以Web应用为载体，覆盖资产台账、多源解析、报告全生命周期治理、多格式导出。核心技术包含：CVSSv3.1量化评分引擎；规则+AI质检；无向量库本地RAG检索机制；内置多Agent调度扫描引擎，实现扫描研判一体化流水线。</w:t>
-      </w:r>
-    </w:p>
-    <w:p>
-      <w:pPr>
-        <w:autoSpaceDE w:val="0"/>
-        <w:autoSpaceDN w:val="0"/>
-        <w:adjustRightInd w:val="0"/>
-        <w:spacing w:line="360" w:lineRule="auto"/>
-        <w:ind w:firstLine="480" w:firstLineChars="200"/>
-        <w:jc w:val="left"/>
-        <w:rPr>
-          <w:rFonts w:hint="eastAsia" w:hAnsi="宋体"/>
-          <w:bCs/>
-          <w:sz w:val="24"/>
-        </w:rPr>
-      </w:pPr>
-      <w:r>
-        <w:rPr>
-          <w:rFonts w:hint="eastAsia" w:hAnsi="宋体"/>
-          <w:bCs/>
-          <w:sz w:val="24"/>
-        </w:rPr>
-        <w:t>系统采用React 18、TypeScript与Vite构建前端，后端采用Flask 3.1、FastAPI与Celery驱动扫描任务，搭配MySQL 8、 PostgreSQL 16、Redis 7分层储存，已实现14大功能模块。交付前完成全量端到端回归，32个模块编译零错误，核心功能与干净环境冒烟测试全通过，服务启动小于2秒，数据全程在受控部署域内、开箱即用。</w:t>
-      </w:r>
-    </w:p>
-    <w:p>
-      <w:pPr>
-        <w:autoSpaceDE w:val="0"/>
-        <w:autoSpaceDN w:val="0"/>
-        <w:adjustRightInd w:val="0"/>
-        <w:spacing w:line="360" w:lineRule="auto"/>
-        <w:ind w:firstLine="480" w:firstLineChars="200"/>
-        <w:jc w:val="left"/>
-        <w:rPr>
-          <w:rFonts w:hint="eastAsia" w:hAnsi="宋体"/>
-          <w:bCs/>
-          <w:sz w:val="24"/>
-        </w:rPr>
-      </w:pPr>
-      <w:r>
-        <w:rPr>
-          <w:rFonts w:hint="eastAsia" w:hAnsi="宋体"/>
-          <w:bCs/>
-          <w:sz w:val="24"/>
-        </w:rPr>
-        <w:t>系统可应用于渗透测试、合规测评场景，后续将向知识图谱化方向演进。</w:t>
-      </w:r>
-    </w:p>
-    <w:p>
-      <w:pPr>
-        <w:autoSpaceDE w:val="0"/>
-        <w:autoSpaceDN w:val="0"/>
-        <w:adjustRightInd w:val="0"/>
-        <w:spacing w:line="360" w:lineRule="auto"/>
-        <w:jc w:val="left"/>
-        <w:rPr>
-          <w:rFonts w:hint="eastAsia" w:hAnsi="宋体"/>
-          <w:bCs/>
-          <w:sz w:val="24"/>
-        </w:rPr>
-        <w:sectPr>
-          <w:footerReference r:id="rId4" w:type="default"/>
-          <w:pgSz w:w="11906" w:h="16838"/>
-          <w:pgMar w:top="1440" w:right="1466" w:bottom="1440" w:left="1620" w:header="851" w:footer="992" w:gutter="0"/>
-          <w:pgNumType w:fmt="decimal"/>
-          <w:cols w:space="425" w:num="1"/>
-          <w:docGrid w:type="lines" w:linePitch="312" w:charSpace="0"/>
-        </w:sectPr>
-      </w:pPr>
       <w:r>
         <w:rPr>
           <w:rFonts w:hAnsi="宋体"/>
@@ -1020,7 +911,7 @@
           <w:lang w:val="en-US"/>
         </w:rPr>
       </w:pPr>
-      <w:bookmarkStart w:id="1" w:name="_Toc243747761"/>
+      <w:bookmarkStart w:id="1" w:name="_Toc3724"/>
       <w:r>
         <w:rPr>
           <w:rFonts w:hint="eastAsia" w:ascii="黑体" w:eastAsia="黑体"/>
@@ -1770,7 +1661,7 @@
           <w:szCs w:val="32"/>
         </w:rPr>
       </w:pPr>
-      <w:bookmarkStart w:id="2" w:name="_Toc243747762"/>
+      <w:bookmarkStart w:id="2" w:name="_Toc27818"/>
       <w:r>
         <w:rPr>
           <w:rFonts w:hint="eastAsia" w:ascii="黑体" w:eastAsia="黑体"/>
@@ -1896,7 +1787,7 @@
                     <pic:cNvPicPr/>
                   </pic:nvPicPr>
                   <pic:blipFill>
-                    <a:blip r:embed="rId7" cstate="print">
+                    <a:blip r:embed="rId6" cstate="print">
                       <a:extLst>
                         <a:ext uri="{28A0092B-C50C-407E-A947-70E740481C1C}">
                           <a14:useLocalDpi xmlns:a14="http://schemas.microsoft.com/office/drawing/2010/main" val="0"/>
@@ -2318,7 +2209,7 @@
                     <pic:cNvPicPr/>
                   </pic:nvPicPr>
                   <pic:blipFill>
-                    <a:blip r:embed="rId8" cstate="print">
+                    <a:blip r:embed="rId7" cstate="print">
                       <a:extLst>
                         <a:ext uri="{28A0092B-C50C-407E-A947-70E740481C1C}">
                           <a14:useLocalDpi xmlns:a14="http://schemas.microsoft.com/office/drawing/2010/main" val="0"/>
@@ -2440,7 +2331,7 @@
                     <pic:cNvPicPr/>
                   </pic:nvPicPr>
                   <pic:blipFill>
-                    <a:blip r:embed="rId9" cstate="print">
+                    <a:blip r:embed="rId8" cstate="print">
                       <a:extLst>
                         <a:ext uri="{28A0092B-C50C-407E-A947-70E740481C1C}">
                           <a14:useLocalDpi xmlns:a14="http://schemas.microsoft.com/office/drawing/2010/main" val="0"/>
@@ -2583,7 +2474,7 @@
                     <pic:cNvPicPr/>
                   </pic:nvPicPr>
                   <pic:blipFill>
-                    <a:blip r:embed="rId10" cstate="print">
+                    <a:blip r:embed="rId9" cstate="print">
                       <a:extLst>
                         <a:ext uri="{28A0092B-C50C-407E-A947-70E740481C1C}">
                           <a14:useLocalDpi xmlns:a14="http://schemas.microsoft.com/office/drawing/2010/main" val="0"/>
@@ -2898,7 +2789,7 @@
                     <pic:cNvPicPr/>
                   </pic:nvPicPr>
                   <pic:blipFill>
-                    <a:blip r:embed="rId11" cstate="print">
+                    <a:blip r:embed="rId10" cstate="print">
                       <a:extLst>
                         <a:ext uri="{28A0092B-C50C-407E-A947-70E740481C1C}">
                           <a14:useLocalDpi xmlns:a14="http://schemas.microsoft.com/office/drawing/2010/main" val="0"/>
@@ -2993,7 +2884,7 @@
                     <pic:cNvPicPr/>
                   </pic:nvPicPr>
                   <pic:blipFill>
-                    <a:blip r:embed="rId12" cstate="print">
+                    <a:blip r:embed="rId11" cstate="print">
                       <a:extLst>
                         <a:ext uri="{28A0092B-C50C-407E-A947-70E740481C1C}">
                           <a14:useLocalDpi xmlns:a14="http://schemas.microsoft.com/office/drawing/2010/main" val="0"/>
@@ -3163,7 +3054,7 @@
                     <pic:cNvPicPr/>
                   </pic:nvPicPr>
                   <pic:blipFill>
-                    <a:blip r:embed="rId13" cstate="print">
+                    <a:blip r:embed="rId12" cstate="print">
                       <a:extLst>
                         <a:ext uri="{28A0092B-C50C-407E-A947-70E740481C1C}">
                           <a14:useLocalDpi xmlns:a14="http://schemas.microsoft.com/office/drawing/2010/main" val="0"/>
@@ -3520,7 +3411,7 @@
                     <pic:cNvPicPr/>
                   </pic:nvPicPr>
                   <pic:blipFill>
-                    <a:blip r:embed="rId14" cstate="print">
+                    <a:blip r:embed="rId13" cstate="print">
                       <a:extLst>
                         <a:ext uri="{28A0092B-C50C-407E-A947-70E740481C1C}">
                           <a14:useLocalDpi xmlns:a14="http://schemas.microsoft.com/office/drawing/2010/main" val="0"/>
@@ -3621,7 +3512,7 @@
                     <pic:cNvPicPr/>
                   </pic:nvPicPr>
                   <pic:blipFill>
-                    <a:blip r:embed="rId15" cstate="print">
+                    <a:blip r:embed="rId14" cstate="print">
                       <a:extLst>
                         <a:ext uri="{28A0092B-C50C-407E-A947-70E740481C1C}">
                           <a14:useLocalDpi xmlns:a14="http://schemas.microsoft.com/office/drawing/2010/main" val="0"/>
@@ -3846,7 +3737,7 @@
                     <pic:cNvPicPr/>
                   </pic:nvPicPr>
                   <pic:blipFill>
-                    <a:blip r:embed="rId16" cstate="print">
+                    <a:blip r:embed="rId15" cstate="print">
                       <a:extLst>
                         <a:ext uri="{28A0092B-C50C-407E-A947-70E740481C1C}">
                           <a14:useLocalDpi xmlns:a14="http://schemas.microsoft.com/office/drawing/2010/main" val="0"/>
@@ -4102,7 +3993,7 @@
                     <pic:cNvPicPr/>
                   </pic:nvPicPr>
                   <pic:blipFill>
-                    <a:blip r:embed="rId17" cstate="print">
+                    <a:blip r:embed="rId16" cstate="print">
                       <a:extLst>
                         <a:ext uri="{28A0092B-C50C-407E-A947-70E740481C1C}">
                           <a14:useLocalDpi xmlns:a14="http://schemas.microsoft.com/office/drawing/2010/main" val="0"/>
@@ -4641,7 +4532,7 @@
                     <pic:cNvPicPr/>
                   </pic:nvPicPr>
                   <pic:blipFill>
-                    <a:blip r:embed="rId18" cstate="print">
+                    <a:blip r:embed="rId17" cstate="print">
                       <a:extLst>
                         <a:ext uri="{28A0092B-C50C-407E-A947-70E740481C1C}">
                           <a14:useLocalDpi xmlns:a14="http://schemas.microsoft.com/office/drawing/2010/main" val="0"/>
@@ -5128,7 +5019,7 @@
                     <pic:cNvPicPr/>
                   </pic:nvPicPr>
                   <pic:blipFill>
-                    <a:blip r:embed="rId19" cstate="print">
+                    <a:blip r:embed="rId18" cstate="print">
                       <a:extLst>
                         <a:ext uri="{28A0092B-C50C-407E-A947-70E740481C1C}">
                           <a14:useLocalDpi xmlns:a14="http://schemas.microsoft.com/office/drawing/2010/main" val="0"/>
@@ -5288,7 +5179,7 @@
           <w:szCs w:val="32"/>
         </w:rPr>
       </w:pPr>
-      <w:bookmarkStart w:id="4" w:name="_Toc243747763"/>
+      <w:bookmarkStart w:id="4" w:name="_Toc14378"/>
       <w:r>
         <w:rPr>
           <w:rFonts w:hint="eastAsia" w:ascii="黑体" w:eastAsia="黑体"/>
@@ -9103,7 +8994,7 @@
           <w:szCs w:val="32"/>
         </w:rPr>
       </w:pPr>
-      <w:bookmarkStart w:id="5" w:name="_Toc243747764"/>
+      <w:bookmarkStart w:id="5" w:name="_Toc11788"/>
       <w:r>
         <w:rPr>
           <w:rFonts w:hint="eastAsia" w:ascii="黑体" w:eastAsia="黑体"/>
@@ -9819,7 +9710,9 @@
           <w:lang w:val="en-US"/>
         </w:rPr>
       </w:pPr>
-      <w:bookmarkStart w:id="6" w:name="_Toc243747765"/>
+      <w:bookmarkStart w:id="6" w:name="_Toc25966"/>
+      <w:bookmarkStart w:id="8" w:name="_GoBack"/>
+      <w:bookmarkEnd w:id="8"/>
       <w:r>
         <w:rPr>
           <w:rFonts w:hint="eastAsia" w:ascii="黑体" w:eastAsia="黑体"/>
@@ -11978,7 +11871,7 @@
           <w:szCs w:val="32"/>
         </w:rPr>
       </w:pPr>
-      <w:bookmarkStart w:id="7" w:name="_Toc243747766"/>
+      <w:bookmarkStart w:id="7" w:name="_Toc19875"/>
       <w:r>
         <w:rPr>
           <w:rFonts w:hint="eastAsia" w:ascii="黑体" w:eastAsia="黑体"/>
@@ -12065,16 +11958,7 @@
           <w:bCs/>
           <w:sz w:val="24"/>
         </w:rPr>
-        <w:t>类模板导出、资产联动及AI双通道的端到端回归，连同干净环境复跑与浏览器真实验证，证明了系统的真实性、</w:t>
-      </w:r>
-      <w:bookmarkStart w:id="8" w:name="_GoBack"/>
-      <w:r>
-        <w:rPr>
-          <w:rFonts w:ascii="宋体" w:hAnsi="宋体" w:cs="DFKai-SB"/>
-          <w:bCs/>
-          <w:sz w:val="24"/>
-        </w:rPr>
-        <w:t>稳定性与实用性。</w:t>
+        <w:t>类模板导出、资产联动及AI双通道的端到端回归，连同干净环境复跑与浏览器真实验证，证明了系统的真实性、稳定性与实用性。</w:t>
       </w:r>
     </w:p>
     <w:p>
@@ -12092,20 +11976,11 @@
           <w:bCs/>
           <w:sz w:val="24"/>
         </w:rPr>
-        <w:t>下一步将重点完善多用户权限与报告流转审批机制，将本地RAG升级为可管理的漏洞知识图谱并支持反馈学习，扩展更多扫描器格式与批量自动复测能力，沉淀更多行业送检模板，持续提升系统的智能化水平</w:t>
-      </w:r>
-      <w:bookmarkEnd w:id="8"/>
-      <w:r>
-        <w:rPr>
-          <w:rFonts w:ascii="宋体" w:hAnsi="宋体" w:cs="DFKai-SB"/>
-          <w:bCs/>
-          <w:sz w:val="24"/>
-        </w:rPr>
-        <w:t>与场景适配能力。</w:t>
+        <w:t>下一步将重点完善多用户权限与报告流转审批机制，将本地RAG升级为可管理的漏洞知识图谱并支持反馈学习，扩展更多扫描器格式与批量自动复测能力，沉淀更多行业送检模板，持续提升系统的智能化水平与场景适配能力。</w:t>
       </w:r>
     </w:p>
     <w:sectPr>
-      <w:footerReference r:id="rId5" w:type="default"/>
+      <w:footerReference r:id="rId4" w:type="default"/>
       <w:pgSz w:w="11906" w:h="16838"/>
       <w:pgMar w:top="1440" w:right="1466" w:bottom="1440" w:left="1620" w:header="851" w:footer="992" w:gutter="0"/>
       <w:pgNumType w:fmt="decimal"/>
@@ -12120,12 +11995,8 @@
 <w:ftr xmlns:wpc="http://schemas.microsoft.com/office/word/2010/wordprocessingCanvas" xmlns:mc="http://schemas.openxmlformats.org/markup-compatibility/2006" xmlns:o="urn:schemas-microsoft-com:office:office" xmlns:r="http://schemas.openxmlformats.org/officeDocument/2006/relationships" xmlns:m="http://schemas.openxmlformats.org/officeDocument/2006/math" xmlns:v="urn:schemas-microsoft-com:vml" xmlns:wp14="http://schemas.microsoft.com/office/word/2010/wordprocessingDrawing" xmlns:wp="http://schemas.openxmlformats.org/drawingml/2006/wordprocessingDrawing" xmlns:w10="urn:schemas-microsoft-com:office:word" xmlns:w="http://schemas.openxmlformats.org/wordprocessingml/2006/main" xmlns:w14="http://schemas.microsoft.com/office/word/2010/wordml" xmlns:w15="http://schemas.microsoft.com/office/word/2012/wordml" xmlns:wpg="http://schemas.microsoft.com/office/word/2010/wordprocessingGroup" xmlns:wpi="http://schemas.microsoft.com/office/word/2010/wordprocessingInk" xmlns:wne="http://schemas.microsoft.com/office/word/2006/wordml" xmlns:wps="http://schemas.microsoft.com/office/word/2010/wordprocessingShape" xmlns:wpsCustomData="http://www.wps.cn/officeDocument/2013/wpsCustomData" mc:Ignorable="w14 w15 wp14">
   <w:p>
     <w:pPr>
+      <w:pStyle w:val="4"/>
       <w:jc w:val="center"/>
-      <w:rPr>
-        <w:rFonts w:hint="eastAsia"/>
-        <w:sz w:val="18"/>
-        <w:lang w:eastAsia="zh-CN"/>
-      </w:rPr>
     </w:pPr>
     <w:r>
       <w:rPr>
@@ -12145,245 +12016,7 @@
               <wp:extent cx="1828800" cy="1828800"/>
               <wp:effectExtent l="0" t="0" r="0" b="0"/>
               <wp:wrapNone/>
-              <wp:docPr id="4" name="文本框 4"/>
-              <wp:cNvGraphicFramePr/>
-              <a:graphic xmlns:a="http://schemas.openxmlformats.org/drawingml/2006/main">
-                <a:graphicData uri="http://schemas.microsoft.com/office/word/2010/wordprocessingShape">
-                  <wps:wsp>
-                    <wps:cNvSpPr txBox="1"/>
-                    <wps:spPr>
-                      <a:xfrm>
-                        <a:off x="0" y="0"/>
-                        <a:ext cx="1828800" cy="1828800"/>
-                      </a:xfrm>
-                      <a:prstGeom prst="rect">
-                        <a:avLst/>
-                      </a:prstGeom>
-                      <a:noFill/>
-                      <a:ln w="6350">
-                        <a:noFill/>
-                      </a:ln>
-                      <a:extLst>
-                        <a:ext uri="{909E8E84-426E-40DD-AFC4-6F175D3DCCD1}">
-                          <a14:hiddenFill xmlns:a14="http://schemas.microsoft.com/office/drawing/2010/main">
-                            <a:solidFill>
-                              <a:schemeClr val="lt1"/>
-                            </a:solidFill>
-                          </a14:hiddenFill>
-                        </a:ext>
-                        <a:ext uri="{91240B29-F687-4F45-9708-019B960494DF}">
-                          <a14:hiddenLine xmlns:a14="http://schemas.microsoft.com/office/drawing/2010/main" w="6350">
-                            <a:solidFill>
-                              <a:prstClr val="black"/>
-                            </a:solidFill>
-                          </a14:hiddenLine>
-                        </a:ext>
-                      </a:extLst>
-                    </wps:spPr>
-                    <wps:style>
-                      <a:lnRef idx="0">
-                        <a:schemeClr val="accent1"/>
-                      </a:lnRef>
-                      <a:fillRef idx="0">
-                        <a:schemeClr val="accent1"/>
-                      </a:fillRef>
-                      <a:effectRef idx="0">
-                        <a:schemeClr val="accent1"/>
-                      </a:effectRef>
-                      <a:fontRef idx="minor">
-                        <a:schemeClr val="dk1"/>
-                      </a:fontRef>
-                    </wps:style>
-                    <wps:txbx>
-                      <w:txbxContent>
-                        <w:p>
-                          <w:pPr>
-                            <w:jc w:val="center"/>
-                          </w:pPr>
-                          <w:r>
-                            <w:rPr>
-                              <w:rFonts w:hint="eastAsia"/>
-                              <w:sz w:val="18"/>
-                              <w:lang w:eastAsia="zh-CN"/>
-                            </w:rPr>
-                            <w:t xml:space="preserve">第 </w:t>
-                          </w:r>
-                          <w:r>
-                            <w:rPr>
-                              <w:rFonts w:hint="eastAsia"/>
-                              <w:sz w:val="18"/>
-                              <w:lang w:eastAsia="zh-CN"/>
-                            </w:rPr>
-                            <w:fldChar w:fldCharType="begin"/>
-                          </w:r>
-                          <w:r>
-                            <w:rPr>
-                              <w:rFonts w:hint="eastAsia"/>
-                              <w:sz w:val="18"/>
-                              <w:lang w:eastAsia="zh-CN"/>
-                            </w:rPr>
-                            <w:instrText xml:space="preserve"> PAGE </w:instrText>
-                          </w:r>
-                          <w:r>
-                            <w:rPr>
-                              <w:rFonts w:hint="eastAsia"/>
-                              <w:sz w:val="18"/>
-                              <w:lang w:eastAsia="zh-CN"/>
-                            </w:rPr>
-                            <w:fldChar w:fldCharType="separate"/>
-                          </w:r>
-                          <w:r>
-                            <w:rPr>
-                              <w:rFonts w:hint="eastAsia"/>
-                              <w:sz w:val="18"/>
-                              <w:lang w:eastAsia="zh-CN"/>
-                            </w:rPr>
-                            <w:t>6</w:t>
-                          </w:r>
-                          <w:r>
-                            <w:rPr>
-                              <w:rFonts w:hint="eastAsia"/>
-                              <w:sz w:val="18"/>
-                              <w:lang w:eastAsia="zh-CN"/>
-                            </w:rPr>
-                            <w:fldChar w:fldCharType="end"/>
-                          </w:r>
-                          <w:r>
-                            <w:rPr>
-                              <w:rFonts w:hint="eastAsia"/>
-                              <w:sz w:val="18"/>
-                              <w:lang w:eastAsia="zh-CN"/>
-                            </w:rPr>
-                            <w:t xml:space="preserve"> 页 共 25 页</w:t>
-                          </w:r>
-                        </w:p>
-                      </w:txbxContent>
-                    </wps:txbx>
-                    <wps:bodyPr rot="0" spcFirstLastPara="0" vertOverflow="overflow" horzOverflow="overflow" vert="horz" wrap="none" lIns="0" tIns="0" rIns="0" bIns="0" numCol="1" spcCol="0" rtlCol="0" fromWordArt="0" anchor="t" anchorCtr="0" forceAA="0" upright="0" compatLnSpc="1">
-                      <a:spAutoFit/>
-                    </wps:bodyPr>
-                  </wps:wsp>
-                </a:graphicData>
-              </a:graphic>
-            </wp:anchor>
-          </w:drawing>
-        </mc:Choice>
-        <mc:Fallback>
-          <w:pict>
-            <v:shape id="_x0000_s1026" o:spid="_x0000_s1026" o:spt="202" type="#_x0000_t202" style="position:absolute;left:0pt;margin-top:0pt;height:144pt;width:144pt;mso-position-horizontal:center;mso-position-horizontal-relative:margin;mso-wrap-style:none;z-index:251666432;mso-width-relative:page;mso-height-relative:page;" filled="f" stroked="f" coordsize="21600,21600" o:gfxdata="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">
-              <v:fill on="f" focussize="0,0"/>
-              <v:stroke on="f" weight="0.5pt"/>
-              <v:imagedata o:title=""/>
-              <o:lock v:ext="edit" aspectratio="f"/>
-              <v:textbox inset="0mm,0mm,0mm,0mm" style="mso-fit-shape-to-text:t;">
-                <w:txbxContent>
-                  <w:p>
-                    <w:pPr>
-                      <w:jc w:val="center"/>
-                    </w:pPr>
-                    <w:r>
-                      <w:rPr>
-                        <w:rFonts w:hint="eastAsia"/>
-                        <w:sz w:val="18"/>
-                        <w:lang w:eastAsia="zh-CN"/>
-                      </w:rPr>
-                      <w:t xml:space="preserve">第 </w:t>
-                    </w:r>
-                    <w:r>
-                      <w:rPr>
-                        <w:rFonts w:hint="eastAsia"/>
-                        <w:sz w:val="18"/>
-                        <w:lang w:eastAsia="zh-CN"/>
-                      </w:rPr>
-                      <w:fldChar w:fldCharType="begin"/>
-                    </w:r>
-                    <w:r>
-                      <w:rPr>
-                        <w:rFonts w:hint="eastAsia"/>
-                        <w:sz w:val="18"/>
-                        <w:lang w:eastAsia="zh-CN"/>
-                      </w:rPr>
-                      <w:instrText xml:space="preserve"> PAGE </w:instrText>
-                    </w:r>
-                    <w:r>
-                      <w:rPr>
-                        <w:rFonts w:hint="eastAsia"/>
-                        <w:sz w:val="18"/>
-                        <w:lang w:eastAsia="zh-CN"/>
-                      </w:rPr>
-                      <w:fldChar w:fldCharType="separate"/>
-                    </w:r>
-                    <w:r>
-                      <w:rPr>
-                        <w:rFonts w:hint="eastAsia"/>
-                        <w:sz w:val="18"/>
-                        <w:lang w:eastAsia="zh-CN"/>
-                      </w:rPr>
-                      <w:t>6</w:t>
-                    </w:r>
-                    <w:r>
-                      <w:rPr>
-                        <w:rFonts w:hint="eastAsia"/>
-                        <w:sz w:val="18"/>
-                        <w:lang w:eastAsia="zh-CN"/>
-                      </w:rPr>
-                      <w:fldChar w:fldCharType="end"/>
-                    </w:r>
-                    <w:r>
-                      <w:rPr>
-                        <w:rFonts w:hint="eastAsia"/>
-                        <w:sz w:val="18"/>
-                        <w:lang w:eastAsia="zh-CN"/>
-                      </w:rPr>
-                      <w:t xml:space="preserve"> 页 共 25 页</w:t>
-                    </w:r>
-                  </w:p>
-                </w:txbxContent>
-              </v:textbox>
-            </v:shape>
-          </w:pict>
-        </mc:Fallback>
-      </mc:AlternateContent>
-    </w:r>
-  </w:p>
-  <w:p>
-    <w:pPr>
-      <w:rPr>
-        <w:rFonts w:hint="eastAsia"/>
-        <w:sz w:val="18"/>
-        <w:lang w:eastAsia="zh-CN"/>
-      </w:rPr>
-    </w:pPr>
-  </w:p>
-</w:ftr>
-</file>
-
-<file path=word/footer2.xml><?xml version="1.0" encoding="utf-8"?>
-<w:ftr xmlns:wpc="http://schemas.microsoft.com/office/word/2010/wordprocessingCanvas" xmlns:mc="http://schemas.openxmlformats.org/markup-compatibility/2006" xmlns:o="urn:schemas-microsoft-com:office:office" xmlns:r="http://schemas.openxmlformats.org/officeDocument/2006/relationships" xmlns:m="http://schemas.openxmlformats.org/officeDocument/2006/math" xmlns:v="urn:schemas-microsoft-com:vml" xmlns:wp14="http://schemas.microsoft.com/office/word/2010/wordprocessingDrawing" xmlns:wp="http://schemas.openxmlformats.org/drawingml/2006/wordprocessingDrawing" xmlns:w10="urn:schemas-microsoft-com:office:word" xmlns:w="http://schemas.openxmlformats.org/wordprocessingml/2006/main" xmlns:w14="http://schemas.microsoft.com/office/word/2010/wordml" xmlns:w15="http://schemas.microsoft.com/office/word/2012/wordml" xmlns:wpg="http://schemas.microsoft.com/office/word/2010/wordprocessingGroup" xmlns:wpi="http://schemas.microsoft.com/office/word/2010/wordprocessingInk" xmlns:wne="http://schemas.microsoft.com/office/word/2006/wordml" xmlns:wps="http://schemas.microsoft.com/office/word/2010/wordprocessingShape" xmlns:wpsCustomData="http://www.wps.cn/officeDocument/2013/wpsCustomData" mc:Ignorable="w14 w15 wp14">
-  <w:p>
-    <w:pPr>
-      <w:pStyle w:val="4"/>
-      <w:jc w:val="center"/>
-    </w:pPr>
-    <w:r>
-      <w:rPr>
-        <w:sz w:val="18"/>
-      </w:rPr>
-      <mc:AlternateContent>
-        <mc:Choice Requires="wps">
-          <w:drawing>
-            <wp:anchor distT="0" distB="0" distL="114300" distR="114300" simplePos="0" relativeHeight="251665408" behindDoc="0" locked="0" layoutInCell="1" allowOverlap="1">
-              <wp:simplePos x="0" y="0"/>
-              <wp:positionH relativeFrom="margin">
-                <wp:align>center</wp:align>
-              </wp:positionH>
-              <wp:positionV relativeFrom="paragraph">
-                <wp:posOffset>0</wp:posOffset>
-              </wp:positionV>
-              <wp:extent cx="1828800" cy="1828800"/>
-              <wp:effectExtent l="0" t="0" r="0" b="0"/>
-              <wp:wrapNone/>
-              <wp:docPr id="2" name="文本框 2"/>
+              <wp:docPr id="13" name="文本框 13"/>
               <wp:cNvGraphicFramePr/>
               <a:graphic xmlns:a="http://schemas.openxmlformats.org/drawingml/2006/main">
                 <a:graphicData uri="http://schemas.microsoft.com/office/word/2010/wordprocessingShape">
@@ -12437,65 +12070,36 @@
                         <w:p>
                           <w:pPr>
                             <w:pStyle w:val="4"/>
-                            <w:jc w:val="center"/>
                           </w:pPr>
                           <w:r>
-                            <w:rPr>
-                              <w:rFonts w:hint="eastAsia"/>
-                              <w:szCs w:val="21"/>
-                            </w:rPr>
                             <w:t xml:space="preserve">第 </w:t>
                           </w:r>
                           <w:r>
-                            <w:rPr>
-                              <w:szCs w:val="21"/>
-                            </w:rPr>
                             <w:fldChar w:fldCharType="begin"/>
                           </w:r>
                           <w:r>
-                            <w:rPr>
-                              <w:szCs w:val="21"/>
-                            </w:rPr>
-                            <w:instrText xml:space="preserve"> PAGE </w:instrText>
+                            <w:instrText xml:space="preserve"> PAGE  \* MERGEFORMAT </w:instrText>
                           </w:r>
                           <w:r>
-                            <w:rPr>
-                              <w:szCs w:val="21"/>
-                            </w:rPr>
                             <w:fldChar w:fldCharType="separate"/>
                           </w:r>
                           <w:r>
-                            <w:rPr>
-                              <w:szCs w:val="21"/>
-                            </w:rPr>
-                            <w:t>6</w:t>
+                            <w:t>2</w:t>
                           </w:r>
                           <w:r>
-                            <w:rPr>
-                              <w:szCs w:val="21"/>
-                            </w:rPr>
                             <w:fldChar w:fldCharType="end"/>
+                          </w:r>
+                          <w:r>
+                            <w:t xml:space="preserve"> 页 共 </w:t>
                           </w:r>
                           <w:r>
                             <w:rPr>
                               <w:rFonts w:hint="eastAsia"/>
-                              <w:szCs w:val="21"/>
+                              <w:lang w:val="en-US" w:eastAsia="zh-CN"/>
                             </w:rPr>
-                            <w:t xml:space="preserve"> 页 共 2</w:t>
+                            <w:t>23</w:t>
                           </w:r>
                           <w:r>
-                            <w:rPr>
-                              <w:rFonts w:hint="eastAsia"/>
-                              <w:szCs w:val="21"/>
-                              <w:lang w:val="en-US" w:eastAsia="zh-CN"/>
-                            </w:rPr>
-                            <w:t>4</w:t>
-                          </w:r>
-                          <w:r>
-                            <w:rPr>
-                              <w:rFonts w:hint="eastAsia"/>
-                              <w:szCs w:val="21"/>
-                            </w:rPr>
                             <w:t xml:space="preserve"> 页</w:t>
                           </w:r>
                         </w:p>
@@ -12512,7 +12116,129 @@
         </mc:Choice>
         <mc:Fallback>
           <w:pict>
-            <v:shape id="_x0000_s1026" o:spid="_x0000_s1026" o:spt="202" type="#_x0000_t202" style="position:absolute;left:0pt;margin-top:0pt;height:144pt;width:144pt;mso-position-horizontal:center;mso-position-horizontal-relative:margin;mso-wrap-style:none;z-index:251665408;mso-width-relative:page;mso-height-relative:page;" filled="f" stroked="f" coordsize="21600,21600" o:gfxdata="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">
+            <v:shape id="_x0000_s1026" o:spid="_x0000_s1026" o:spt="202" type="#_x0000_t202" style="position:absolute;left:0pt;margin-top:0pt;height:144pt;width:144pt;mso-position-horizontal:center;mso-position-horizontal-relative:margin;mso-wrap-style:none;z-index:251666432;mso-width-relative:page;mso-height-relative:page;" filled="f" stroked="f" coordsize="21600,21600" o:gfxdata="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">
+              <v:fill on="f" focussize="0,0"/>
+              <v:stroke on="f" weight="0.5pt"/>
+              <v:imagedata o:title=""/>
+              <o:lock v:ext="edit" aspectratio="f"/>
+              <v:textbox inset="0mm,0mm,0mm,0mm" style="mso-fit-shape-to-text:t;">
+                <w:txbxContent>
+                  <w:p>
+                    <w:pPr>
+                      <w:pStyle w:val="4"/>
+                    </w:pPr>
+                    <w:r>
+                      <w:t xml:space="preserve">第 </w:t>
+                    </w:r>
+                    <w:r>
+                      <w:fldChar w:fldCharType="begin"/>
+                    </w:r>
+                    <w:r>
+                      <w:instrText xml:space="preserve"> PAGE  \* MERGEFORMAT </w:instrText>
+                    </w:r>
+                    <w:r>
+                      <w:fldChar w:fldCharType="separate"/>
+                    </w:r>
+                    <w:r>
+                      <w:t>2</w:t>
+                    </w:r>
+                    <w:r>
+                      <w:fldChar w:fldCharType="end"/>
+                    </w:r>
+                    <w:r>
+                      <w:t xml:space="preserve"> 页 共 </w:t>
+                    </w:r>
+                    <w:r>
+                      <w:rPr>
+                        <w:rFonts w:hint="eastAsia"/>
+                        <w:lang w:val="en-US" w:eastAsia="zh-CN"/>
+                      </w:rPr>
+                      <w:t>23</w:t>
+                    </w:r>
+                    <w:r>
+                      <w:t xml:space="preserve"> 页</w:t>
+                    </w:r>
+                  </w:p>
+                </w:txbxContent>
+              </v:textbox>
+            </v:shape>
+          </w:pict>
+        </mc:Fallback>
+      </mc:AlternateContent>
+    </w:r>
+    <w:r>
+      <w:rPr>
+        <w:sz w:val="18"/>
+      </w:rPr>
+      <mc:AlternateContent>
+        <mc:Choice Requires="wps">
+          <w:drawing>
+            <wp:anchor distT="0" distB="0" distL="114300" distR="114300" simplePos="0" relativeHeight="251665408" behindDoc="0" locked="0" layoutInCell="1" allowOverlap="1">
+              <wp:simplePos x="0" y="0"/>
+              <wp:positionH relativeFrom="margin">
+                <wp:align>center</wp:align>
+              </wp:positionH>
+              <wp:positionV relativeFrom="paragraph">
+                <wp:posOffset>0</wp:posOffset>
+              </wp:positionV>
+              <wp:extent cx="1828800" cy="1828800"/>
+              <wp:effectExtent l="0" t="0" r="0" b="0"/>
+              <wp:wrapNone/>
+              <wp:docPr id="2" name="文本框 2"/>
+              <wp:cNvGraphicFramePr/>
+              <a:graphic xmlns:a="http://schemas.openxmlformats.org/drawingml/2006/main">
+                <a:graphicData uri="http://schemas.microsoft.com/office/word/2010/wordprocessingShape">
+                  <wps:wsp>
+                    <wps:cNvSpPr txBox="1"/>
+                    <wps:spPr>
+                      <a:xfrm>
+                        <a:off x="0" y="0"/>
+                        <a:ext cx="1828800" cy="1828800"/>
+                      </a:xfrm>
+                      <a:prstGeom prst="rect">
+                        <a:avLst/>
+                      </a:prstGeom>
+                      <a:noFill/>
+                      <a:ln w="6350">
+                        <a:noFill/>
+                      </a:ln>
+                    </wps:spPr>
+                    <wps:style>
+                      <a:lnRef idx="0">
+                        <a:schemeClr val="accent1"/>
+                      </a:lnRef>
+                      <a:fillRef idx="0">
+                        <a:schemeClr val="accent1"/>
+                      </a:fillRef>
+                      <a:effectRef idx="0">
+                        <a:schemeClr val="accent1"/>
+                      </a:effectRef>
+                      <a:fontRef idx="minor">
+                        <a:schemeClr val="dk1"/>
+                      </a:fontRef>
+                    </wps:style>
+                    <wps:txbx>
+                      <w:txbxContent>
+                        <w:p>
+                          <w:pPr>
+                            <w:pStyle w:val="4"/>
+                            <w:jc w:val="center"/>
+                          </w:pPr>
+                        </w:p>
+                      </w:txbxContent>
+                    </wps:txbx>
+                    <wps:bodyPr rot="0" spcFirstLastPara="0" vertOverflow="overflow" horzOverflow="overflow" vert="horz" wrap="none" lIns="0" tIns="0" rIns="0" bIns="0" numCol="1" spcCol="0" rtlCol="0" fromWordArt="0" anchor="t" anchorCtr="0" forceAA="0" upright="0" compatLnSpc="1">
+                      <a:spAutoFit/>
+                    </wps:bodyPr>
+                  </wps:wsp>
+                </a:graphicData>
+              </a:graphic>
+            </wp:anchor>
+          </w:drawing>
+        </mc:Choice>
+        <mc:Fallback>
+          <w:pict>
+            <v:shape id="_x0000_s1026" o:spid="_x0000_s1026" o:spt="202" type="#_x0000_t202" style="position:absolute;left:0pt;margin-top:0pt;height:144pt;width:144pt;mso-position-horizontal:center;mso-position-horizontal-relative:margin;mso-wrap-style:none;z-index:251665408;mso-width-relative:page;mso-height-relative:page;" filled="f" stroked="f" coordsize="21600,21600" o:gfxdata="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">
               <v:fill on="f" focussize="0,0"/>
               <v:stroke on="f" weight="0.5pt"/>
               <v:imagedata o:title=""/>
@@ -12524,65 +12250,6 @@
                       <w:pStyle w:val="4"/>
                       <w:jc w:val="center"/>
                     </w:pPr>
-                    <w:r>
-                      <w:rPr>
-                        <w:rFonts w:hint="eastAsia"/>
-                        <w:szCs w:val="21"/>
-                      </w:rPr>
-                      <w:t xml:space="preserve">第 </w:t>
-                    </w:r>
-                    <w:r>
-                      <w:rPr>
-                        <w:szCs w:val="21"/>
-                      </w:rPr>
-                      <w:fldChar w:fldCharType="begin"/>
-                    </w:r>
-                    <w:r>
-                      <w:rPr>
-                        <w:szCs w:val="21"/>
-                      </w:rPr>
-                      <w:instrText xml:space="preserve"> PAGE </w:instrText>
-                    </w:r>
-                    <w:r>
-                      <w:rPr>
-                        <w:szCs w:val="21"/>
-                      </w:rPr>
-                      <w:fldChar w:fldCharType="separate"/>
-                    </w:r>
-                    <w:r>
-                      <w:rPr>
-                        <w:szCs w:val="21"/>
-                      </w:rPr>
-                      <w:t>6</w:t>
-                    </w:r>
-                    <w:r>
-                      <w:rPr>
-                        <w:szCs w:val="21"/>
-                      </w:rPr>
-                      <w:fldChar w:fldCharType="end"/>
-                    </w:r>
-                    <w:r>
-                      <w:rPr>
-                        <w:rFonts w:hint="eastAsia"/>
-                        <w:szCs w:val="21"/>
-                      </w:rPr>
-                      <w:t xml:space="preserve"> 页 共 2</w:t>
-                    </w:r>
-                    <w:r>
-                      <w:rPr>
-                        <w:rFonts w:hint="eastAsia"/>
-                        <w:szCs w:val="21"/>
-                        <w:lang w:val="en-US" w:eastAsia="zh-CN"/>
-                      </w:rPr>
-                      <w:t>4</w:t>
-                    </w:r>
-                    <w:r>
-                      <w:rPr>
-                        <w:rFonts w:hint="eastAsia"/>
-                        <w:szCs w:val="21"/>
-                      </w:rPr>
-                      <w:t xml:space="preserve"> 页</w:t>
-                    </w:r>
                   </w:p>
                 </w:txbxContent>
               </v:textbox>
@@ -12595,7 +12262,7 @@
 </w:ftr>
 </file>
 
-<file path=word/footer3.xml><?xml version="1.0" encoding="utf-8"?>
+<file path=word/footer2.xml><?xml version="1.0" encoding="utf-8"?>
 <w:ftr xmlns:wpc="http://schemas.microsoft.com/office/word/2010/wordprocessingCanvas" xmlns:mc="http://schemas.openxmlformats.org/markup-compatibility/2006" xmlns:o="urn:schemas-microsoft-com:office:office" xmlns:r="http://schemas.openxmlformats.org/officeDocument/2006/relationships" xmlns:m="http://schemas.openxmlformats.org/officeDocument/2006/math" xmlns:v="urn:schemas-microsoft-com:vml" xmlns:wp14="http://schemas.microsoft.com/office/word/2010/wordprocessingDrawing" xmlns:wp="http://schemas.openxmlformats.org/drawingml/2006/wordprocessingDrawing" xmlns:w10="urn:schemas-microsoft-com:office:word" xmlns:w="http://schemas.openxmlformats.org/wordprocessingml/2006/main" xmlns:w14="http://schemas.microsoft.com/office/word/2010/wordml" xmlns:w15="http://schemas.microsoft.com/office/word/2012/wordml" xmlns:wpg="http://schemas.microsoft.com/office/word/2010/wordprocessingGroup" xmlns:wpi="http://schemas.microsoft.com/office/word/2010/wordprocessingInk" xmlns:wne="http://schemas.microsoft.com/office/word/2006/wordml" xmlns:wps="http://schemas.microsoft.com/office/word/2010/wordprocessingShape" xmlns:wpsCustomData="http://www.wps.cn/officeDocument/2013/wpsCustomData" mc:Ignorable="w14 w15 wp14">
   <w:p>
     <w:pPr>
@@ -12615,35 +12282,24 @@
       <w:t xml:space="preserve">第 </w:t>
     </w:r>
     <w:r>
-      <w:rPr/>
-      <w:fldChar w:fldCharType="begin"/>
-    </w:r>
-    <w:r>
-      <w:instrText xml:space="preserve"> PAGE </w:instrText>
-    </w:r>
-    <w:r>
-      <w:rPr/>
-      <w:fldChar w:fldCharType="separate"/>
-    </w:r>
-    <w:r>
-      <w:t>6</w:t>
-    </w:r>
-    <w:r>
-      <w:rPr/>
-      <w:fldChar w:fldCharType="end"/>
+      <w:rPr>
+        <w:rFonts w:hint="eastAsia"/>
+        <w:lang w:val="en-US" w:eastAsia="zh-CN"/>
+      </w:rPr>
+      <w:t>23</w:t>
     </w:r>
     <w:r>
       <w:rPr>
         <w:rFonts w:hint="eastAsia"/>
       </w:rPr>
-      <w:t xml:space="preserve"> 页 共 2</w:t>
+      <w:t xml:space="preserve"> 页 共 </w:t>
     </w:r>
     <w:r>
       <w:rPr>
         <w:rFonts w:hint="eastAsia"/>
         <w:lang w:val="en-US" w:eastAsia="zh-CN"/>
       </w:rPr>
-      <w:t>4</w:t>
+      <w:t>23</w:t>
     </w:r>
     <w:r>
       <w:rPr>
@@ -12758,7 +12414,7 @@
     <w:lsdException w:unhideWhenUsed="0" w:uiPriority="0" w:semiHidden="0" w:name="Document Map"/>
     <w:lsdException w:unhideWhenUsed="0" w:uiPriority="0" w:semiHidden="0" w:name="Plain Text"/>
     <w:lsdException w:unhideWhenUsed="0" w:uiPriority="0" w:semiHidden="0" w:name="E-mail Signature"/>
-    <w:lsdException w:unhideWhenUsed="0" w:uiPriority="0" w:semiHidden="0" w:name="Normal (Web)"/>
+    <w:lsdException w:qFormat="1" w:unhideWhenUsed="0" w:uiPriority="0" w:semiHidden="0" w:name="Normal (Web)"/>
     <w:lsdException w:unhideWhenUsed="0" w:uiPriority="0" w:semiHidden="0" w:name="HTML Acronym"/>
     <w:lsdException w:unhideWhenUsed="0" w:uiPriority="0" w:semiHidden="0" w:name="HTML Address"/>
     <w:lsdException w:unhideWhenUsed="0" w:uiPriority="0" w:semiHidden="0" w:name="HTML Cite"/>
@@ -12769,7 +12425,7 @@
     <w:lsdException w:unhideWhenUsed="0" w:uiPriority="0" w:semiHidden="0" w:name="HTML Sample"/>
     <w:lsdException w:unhideWhenUsed="0" w:uiPriority="0" w:semiHidden="0" w:name="HTML Typewriter"/>
     <w:lsdException w:unhideWhenUsed="0" w:uiPriority="0" w:semiHidden="0" w:name="HTML Variable"/>
-    <w:lsdException w:uiPriority="99" w:name="Normal Table"/>
+    <w:lsdException w:qFormat="1" w:uiPriority="99" w:name="Normal Table"/>
     <w:lsdException w:unhideWhenUsed="0" w:uiPriority="0" w:semiHidden="0" w:name="annotation subject"/>
     <w:lsdException w:uiPriority="0" w:name="Table Simple 1"/>
     <w:lsdException w:uiPriority="0" w:name="Table Simple 2"/>
@@ -12987,6 +12643,7 @@
     <w:name w:val="Normal Table"/>
     <w:semiHidden/>
     <w:unhideWhenUsed/>
+    <w:qFormat/>
     <w:uiPriority w:val="99"/>
     <w:tblPr>
       <w:tblCellMar>
@@ -13053,6 +12710,7 @@
   <w:style w:type="paragraph" w:styleId="7">
     <w:name w:val="Normal (Web)"/>
     <w:basedOn w:val="1"/>
+    <w:qFormat/>
     <w:uiPriority w:val="0"/>
     <w:rPr>
       <w:sz w:val="24"/>
@@ -13154,6 +12812,7 @@
     <w:basedOn w:val="10"/>
     <w:semiHidden/>
     <w:unhideWhenUsed/>
+    <w:qFormat/>
     <w:uiPriority w:val="99"/>
     <w:rPr>
       <w:color w:val="605E5C"/>
